--- a/assignments/03-assignment.docx
+++ b/assignments/03-assignment.docx
@@ -26,13 +26,46 @@
         <w:t xml:space="preserve">Emory University</w:t>
       </w:r>
     </w:p>
-    <w:bookmarkStart w:id="28" w:name="instructions"/>
+    <w:bookmarkStart w:id="27" w:name="instructions"/>
     <w:p>
       <w:pPr>
         <w:pStyle w:val="Heading2"/>
       </w:pPr>
       <w:r>
         <w:t xml:space="preserve">Instructions</w:t>
+      </w:r>
+    </w:p>
+    <w:p>
+      <w:pPr>
+        <w:pStyle w:val="FirstParagraph"/>
+      </w:pPr>
+      <w:r>
+        <w:t xml:space="preserve">This assignment covers material from</w:t>
+      </w:r>
+      <w:r>
+        <w:t xml:space="preserve"> </w:t>
+      </w:r>
+      <w:r>
+        <w:rPr>
+          <w:b/>
+          <w:bCs/>
+        </w:rPr>
+        <w:t xml:space="preserve">Lectures 05-07</w:t>
+      </w:r>
+      <w:r>
+        <w:t xml:space="preserve">: Metrics and Validation, Tokenisation and Embeddings, and Multimodal AI.</w:t>
+      </w:r>
+    </w:p>
+    <w:p>
+      <w:pPr>
+        <w:pStyle w:val="BodyText"/>
+      </w:pPr>
+      <w:r>
+        <w:rPr>
+          <w:b/>
+          <w:bCs/>
+        </w:rPr>
+        <w:t xml:space="preserve">Guidelines:</w:t>
       </w:r>
     </w:p>
     <w:p>
@@ -144,13 +177,13 @@
           <w:b/>
           <w:bCs/>
         </w:rPr>
-        <w:t xml:space="preserve">Screenshots are encouraged</w:t>
-      </w:r>
-      <w:r>
-        <w:t xml:space="preserve"> </w:t>
-      </w:r>
-      <w:r>
-        <w:t xml:space="preserve">for your interactions with AI tools, feel free to include them in your responses when relevant</w:t>
+        <w:t xml:space="preserve">Please include screenshots</w:t>
+      </w:r>
+      <w:r>
+        <w:t xml:space="preserve"> </w:t>
+      </w:r>
+      <w:r>
+        <w:t xml:space="preserve">of your interactions with AI tools</w:t>
       </w:r>
     </w:p>
     <w:p>
@@ -519,13 +552,13 @@
       </w:r>
     </w:p>
     <w:bookmarkEnd w:id="22"/>
-    <w:bookmarkStart w:id="23" w:name="question-3-few-shot-classification"/>
+    <w:bookmarkStart w:id="23" w:name="question-3-the-cost-of-being-wrong"/>
     <w:p>
       <w:pPr>
         <w:pStyle w:val="Heading3"/>
       </w:pPr>
       <w:r>
-        <w:t xml:space="preserve">Question 3: Few-Shot Classification</w:t>
+        <w:t xml:space="preserve">Question 3: The Cost of Being Wrong</w:t>
       </w:r>
     </w:p>
     <w:p>
@@ -533,45 +566,51 @@
         <w:pStyle w:val="FirstParagraph"/>
       </w:pPr>
       <w:r>
-        <w:t xml:space="preserve">Create a sentiment classifier by giving examples:</w:t>
-      </w:r>
-    </w:p>
-    <w:p>
-      <w:pPr>
-        <w:pStyle w:val="SourceCode"/>
-      </w:pPr>
-      <w:r>
-        <w:rPr>
-          <w:rStyle w:val="VerbatimChar"/>
-        </w:rPr>
-        <w:t xml:space="preserve">"Best meal ever!" → Positive</w:t>
-      </w:r>
-      <w:r>
-        <w:br/>
-      </w:r>
-      <w:r>
-        <w:rPr>
-          <w:rStyle w:val="VerbatimChar"/>
-        </w:rPr>
-        <w:t xml:space="preserve">"Terrible service" → Negative</w:t>
-      </w:r>
-      <w:r>
-        <w:br/>
-      </w:r>
-      <w:r>
-        <w:rPr>
-          <w:rStyle w:val="VerbatimChar"/>
-        </w:rPr>
-        <w:t xml:space="preserve">"It was okay" → Neutral</w:t>
-      </w:r>
-      <w:r>
-        <w:br/>
-      </w:r>
-      <w:r>
-        <w:rPr>
-          <w:rStyle w:val="VerbatimChar"/>
-        </w:rPr>
-        <w:t xml:space="preserve">"The food was cold but the dessert was amazing" → ???</w:t>
+        <w:t xml:space="preserve">Not all errors are equal. In some settings, a</w:t>
+      </w:r>
+      <w:r>
+        <w:t xml:space="preserve"> </w:t>
+      </w:r>
+      <w:r>
+        <w:rPr>
+          <w:b/>
+          <w:bCs/>
+        </w:rPr>
+        <w:t xml:space="preserve">false positive</w:t>
+      </w:r>
+      <w:r>
+        <w:t xml:space="preserve"> </w:t>
+      </w:r>
+      <w:r>
+        <w:t xml:space="preserve">is worse; in others, a</w:t>
+      </w:r>
+      <w:r>
+        <w:t xml:space="preserve"> </w:t>
+      </w:r>
+      <w:r>
+        <w:rPr>
+          <w:b/>
+          <w:bCs/>
+        </w:rPr>
+        <w:t xml:space="preserve">false negative</w:t>
+      </w:r>
+      <w:r>
+        <w:t xml:space="preserve"> </w:t>
+      </w:r>
+      <w:r>
+        <w:t xml:space="preserve">is worse.</w:t>
+      </w:r>
+    </w:p>
+    <w:p>
+      <w:pPr>
+        <w:pStyle w:val="BodyText"/>
+      </w:pPr>
+      <w:r>
+        <w:rPr>
+          <w:b/>
+          <w:bCs/>
+        </w:rPr>
+        <w:t xml:space="preserve">Your task:</w:t>
       </w:r>
     </w:p>
     <w:p>
@@ -583,7 +622,7 @@
         </w:numPr>
       </w:pPr>
       <w:r>
-        <w:t xml:space="preserve">What did the LLM predict for the last one?</w:t>
+        <w:t xml:space="preserve">Think about one real-world AI application where false negatives is more dangerous than false positives, and one where false positives is more dangerous. Explain why for each.</w:t>
       </w:r>
     </w:p>
     <w:p>
@@ -595,19 +634,7 @@
         </w:numPr>
       </w:pPr>
       <w:r>
-        <w:t xml:space="preserve">Create your OWN tricky review and test it</w:t>
-      </w:r>
-    </w:p>
-    <w:p>
-      <w:pPr>
-        <w:pStyle w:val="Compact"/>
-        <w:numPr>
-          <w:ilvl w:val="0"/>
-          <w:numId w:val="1004"/>
-        </w:numPr>
-      </w:pPr>
-      <w:r>
-        <w:t xml:space="preserve">When is few-shot prompting useful?</w:t>
+        <w:t xml:space="preserve">In your own words, why is it impossible to maximise both precision and recall at the same time?</w:t>
       </w:r>
     </w:p>
     <w:p>
@@ -661,13 +688,13 @@
       </w:r>
     </w:p>
     <w:bookmarkEnd w:id="23"/>
-    <w:bookmarkStart w:id="24" w:name="question-4-debugging-bad-prompts"/>
+    <w:bookmarkStart w:id="24" w:name="X1edd539f71fc626afd4c991e57abb3a44c8e45f"/>
     <w:p>
       <w:pPr>
         <w:pStyle w:val="Heading3"/>
       </w:pPr>
       <w:r>
-        <w:t xml:space="preserve">Question 4: Debugging Bad Prompts</w:t>
+        <w:t xml:space="preserve">Question 4: Overfitting vs Underfitting Detective</w:t>
       </w:r>
     </w:p>
     <w:p>
@@ -675,15 +702,19 @@
         <w:pStyle w:val="FirstParagraph"/>
       </w:pPr>
       <w:r>
-        <w:t xml:space="preserve">This prompt gives poor results:</w:t>
-      </w:r>
-    </w:p>
-    <w:p>
-      <w:pPr>
-        <w:pStyle w:val="BlockText"/>
-      </w:pPr>
-      <w:r>
-        <w:t xml:space="preserve">“Analyse the data and give me insights. Be thorough but concise.”</w:t>
+        <w:t xml:space="preserve">Ask an LLM to generate a simple analogy for overfitting and underfitting.</w:t>
+      </w:r>
+    </w:p>
+    <w:p>
+      <w:pPr>
+        <w:pStyle w:val="BodyText"/>
+      </w:pPr>
+      <w:r>
+        <w:rPr>
+          <w:b/>
+          <w:bCs/>
+        </w:rPr>
+        <w:t xml:space="preserve">Your task:</w:t>
       </w:r>
     </w:p>
     <w:p>
@@ -695,7 +726,17 @@
         </w:numPr>
       </w:pPr>
       <w:r>
-        <w:t xml:space="preserve">What are TWO problems with this prompt?</w:t>
+        <w:t xml:space="preserve">Ask an LLM:</w:t>
+      </w:r>
+      <w:r>
+        <w:t xml:space="preserve"> </w:t>
+      </w:r>
+      <w:r>
+        <w:rPr>
+          <w:i/>
+          <w:iCs/>
+        </w:rPr>
+        <w:t xml:space="preserve">“Explain overfitting and underfitting in machine learning using a school exam analogy. Give me a specific example for each.”</w:t>
       </w:r>
     </w:p>
     <w:p>
@@ -707,110 +748,29 @@
         </w:numPr>
       </w:pPr>
       <w:r>
-        <w:t xml:space="preserve">Rewrite it following PTCF principles (Persona, Task, Context, Format)</w:t>
-      </w:r>
-    </w:p>
-    <w:p>
-      <w:pPr>
-        <w:pStyle w:val="Compact"/>
-        <w:numPr>
-          <w:ilvl w:val="0"/>
-          <w:numId w:val="1005"/>
-        </w:numPr>
-      </w:pPr>
-      <w:r>
-        <w:t xml:space="preserve">What specific information is missing that makes the original prompt fail?</w:t>
-      </w:r>
-    </w:p>
-    <w:p>
-      <w:r>
-        <w:pict>
-          <v:rect style="width:0;height:1.5pt" o:hralign="center" o:hrstd="t" o:hr="t"/>
-        </w:pict>
-      </w:r>
-    </w:p>
-    <w:p>
-      <w:pPr>
-        <w:pStyle w:val="FirstParagraph"/>
-      </w:pPr>
+        <w:t xml:space="preserve">Now ask it:</w:t>
+      </w:r>
+      <w:r>
+        <w:t xml:space="preserve"> </w:t>
+      </w:r>
       <w:r>
         <w:rPr>
           <w:i/>
           <w:iCs/>
         </w:rPr>
-        <w:t xml:space="preserve">Your answer:</w:t>
-      </w:r>
-    </w:p>
-    <w:p>
-      <w:pPr>
-        <w:pStyle w:val="BodyText"/>
-      </w:pPr>
-      <w:r>
-        <w:br/>
-      </w:r>
-    </w:p>
-    <w:p>
-      <w:pPr>
-        <w:pStyle w:val="BodyText"/>
-      </w:pPr>
-      <w:r>
-        <w:br/>
-      </w:r>
-    </w:p>
-    <w:p>
-      <w:pPr>
-        <w:pStyle w:val="BodyText"/>
-      </w:pPr>
-      <w:r>
-        <w:br/>
-      </w:r>
-    </w:p>
-    <w:p>
-      <w:r>
-        <w:pict>
-          <v:rect style="width:0;height:1.5pt" o:hralign="center" o:hrstd="t" o:hr="t"/>
-        </w:pict>
-      </w:r>
-    </w:p>
-    <w:bookmarkEnd w:id="24"/>
-    <w:bookmarkStart w:id="26" w:name="question-5-meta-prompting"/>
-    <w:p>
-      <w:pPr>
-        <w:pStyle w:val="Heading3"/>
-      </w:pPr>
-      <w:r>
-        <w:t xml:space="preserve">Question 5: Meta-Prompting</w:t>
+        <w:t xml:space="preserve">“A model gets 99% on training data but only 55% on new data. Is this overfitting or underfitting? What could be done to fix it?”</w:t>
       </w:r>
     </w:p>
     <w:p>
       <w:pPr>
         <w:pStyle w:val="FirstParagraph"/>
-      </w:pPr>
-      <w:r>
-        <w:t xml:space="preserve">This question uses the OpenAI Scaling Laws paper we discussed in class:</w:t>
-      </w:r>
-      <w:r>
-        <w:t xml:space="preserve"> </w:t>
-      </w:r>
-      <w:hyperlink r:id="rId25">
-        <w:r>
-          <w:rPr>
-            <w:rStyle w:val="Hyperlink"/>
-          </w:rPr>
-          <w:t xml:space="preserve">https://arxiv.org/abs/2001.08361</w:t>
-        </w:r>
-      </w:hyperlink>
-    </w:p>
-    <w:p>
-      <w:pPr>
-        <w:pStyle w:val="BodyText"/>
       </w:pPr>
       <w:r>
         <w:rPr>
           <w:b/>
           <w:bCs/>
         </w:rPr>
-        <w:t xml:space="preserve">Part A — Without meta-prompting:</w:t>
+        <w:t xml:space="preserve">Analysis:</w:t>
       </w:r>
     </w:p>
     <w:p>
@@ -822,7 +782,7 @@
         </w:numPr>
       </w:pPr>
       <w:r>
-        <w:t xml:space="preserve">Read the abstract of the paper (available at the link above)</w:t>
+        <w:t xml:space="preserve">In your own words, explain why a model that memorises its training data is not actually useful</w:t>
       </w:r>
     </w:p>
     <w:p>
@@ -834,41 +794,103 @@
         </w:numPr>
       </w:pPr>
       <w:r>
-        <w:t xml:space="preserve">Ask an LLM:</w:t>
-      </w:r>
-      <w:r>
-        <w:t xml:space="preserve"> </w:t>
-      </w:r>
+        <w:t xml:space="preserve">When would you use</w:t>
+      </w:r>
+      <w:r>
+        <w:t xml:space="preserve"> </w:t>
+      </w:r>
+      <w:r>
+        <w:rPr>
+          <w:b/>
+          <w:bCs/>
+        </w:rPr>
+        <w:t xml:space="preserve">cross-validation</w:t>
+      </w:r>
+      <w:r>
+        <w:t xml:space="preserve"> </w:t>
+      </w:r>
+      <w:r>
+        <w:t xml:space="preserve">instead of a simple train/test split?</w:t>
+      </w:r>
+    </w:p>
+    <w:p>
+      <w:r>
+        <w:pict>
+          <v:rect style="width:0;height:1.5pt" o:hralign="center" o:hrstd="t" o:hr="t"/>
+        </w:pict>
+      </w:r>
+    </w:p>
+    <w:p>
+      <w:pPr>
+        <w:pStyle w:val="FirstParagraph"/>
+      </w:pPr>
       <w:r>
         <w:rPr>
           <w:i/>
           <w:iCs/>
         </w:rPr>
-        <w:t xml:space="preserve">“Summarise this paper: [upload the paper PDF]”</w:t>
-      </w:r>
-    </w:p>
-    <w:p>
-      <w:pPr>
-        <w:pStyle w:val="Compact"/>
-        <w:numPr>
-          <w:ilvl w:val="0"/>
-          <w:numId w:val="1006"/>
-        </w:numPr>
-      </w:pPr>
-      <w:r>
-        <w:t xml:space="preserve">Copy the summary you receive</w:t>
+        <w:t xml:space="preserve">Your answer:</w:t>
+      </w:r>
+    </w:p>
+    <w:p>
+      <w:pPr>
+        <w:pStyle w:val="BodyText"/>
+      </w:pPr>
+      <w:r>
+        <w:br/>
+      </w:r>
+    </w:p>
+    <w:p>
+      <w:pPr>
+        <w:pStyle w:val="BodyText"/>
+      </w:pPr>
+      <w:r>
+        <w:br/>
+      </w:r>
+    </w:p>
+    <w:p>
+      <w:pPr>
+        <w:pStyle w:val="BodyText"/>
+      </w:pPr>
+      <w:r>
+        <w:br/>
+      </w:r>
+    </w:p>
+    <w:p>
+      <w:r>
+        <w:pict>
+          <v:rect style="width:0;height:1.5pt" o:hralign="center" o:hrstd="t" o:hr="t"/>
+        </w:pict>
+      </w:r>
+    </w:p>
+    <w:bookmarkEnd w:id="24"/>
+    <w:bookmarkStart w:id="25" w:name="question-5-llm-as-a-judge-experiment"/>
+    <w:p>
+      <w:pPr>
+        <w:pStyle w:val="Heading3"/>
+      </w:pPr>
+      <w:r>
+        <w:t xml:space="preserve">Question 5: LLM-as-a-Judge Experiment</w:t>
       </w:r>
     </w:p>
     <w:p>
       <w:pPr>
         <w:pStyle w:val="FirstParagraph"/>
+      </w:pPr>
+      <w:r>
+        <w:t xml:space="preserve">Use one LLM to evaluate the output of another (or the same LLM with different prompts).</w:t>
+      </w:r>
+    </w:p>
+    <w:p>
+      <w:pPr>
+        <w:pStyle w:val="BodyText"/>
       </w:pPr>
       <w:r>
         <w:rPr>
           <w:b/>
           <w:bCs/>
         </w:rPr>
-        <w:t xml:space="preserve">Part B — With meta-prompting:</w:t>
+        <w:t xml:space="preserve">Your task:</w:t>
       </w:r>
     </w:p>
     <w:p>
@@ -890,7 +912,7 @@
           <w:i/>
           <w:iCs/>
         </w:rPr>
-        <w:t xml:space="preserve">“I want to write a prompt that summarises research paper effectively. What information should I include in my prompt?”</w:t>
+        <w:t xml:space="preserve">“Summarise the concept of climate change in 3 sentences.”</w:t>
       </w:r>
     </w:p>
     <w:p>
@@ -902,7 +924,7 @@
         </w:numPr>
       </w:pPr>
       <w:r>
-        <w:t xml:space="preserve">Use that advice to write an improved summarisation prompt</w:t>
+        <w:t xml:space="preserve">Copy the summary</w:t>
       </w:r>
     </w:p>
     <w:p>
@@ -914,7 +936,23 @@
         </w:numPr>
       </w:pPr>
       <w:r>
-        <w:t xml:space="preserve">Use your improved prompt on the SAME paper</w:t>
+        <w:t xml:space="preserve">Now give the same LLM (or a different one) this prompt:</w:t>
+      </w:r>
+      <w:r>
+        <w:t xml:space="preserve"> </w:t>
+      </w:r>
+      <w:r>
+        <w:rPr>
+          <w:i/>
+          <w:iCs/>
+        </w:rPr>
+        <w:t xml:space="preserve">“You are an expert evaluator. Rate the following summary on a scale of 1-5 for: (a) accuracy, (b) completeness, (c) clarity. Provide a one-sentence justification for each score.”</w:t>
+      </w:r>
+      <w:r>
+        <w:t xml:space="preserve"> </w:t>
+      </w:r>
+      <w:r>
+        <w:t xml:space="preserve">Then paste the summary from step 2</w:t>
       </w:r>
     </w:p>
     <w:p>
@@ -926,7 +964,7 @@
         </w:numPr>
       </w:pPr>
       <w:r>
-        <w:t xml:space="preserve">Copy the new summary</w:t>
+        <w:t xml:space="preserve">Copy the evaluation</w:t>
       </w:r>
     </w:p>
     <w:p>
@@ -938,93 +976,7 @@
           <w:b/>
           <w:bCs/>
         </w:rPr>
-        <w:t xml:space="preserve">Part C — Analysis:</w:t>
-      </w:r>
-    </w:p>
-    <w:p>
-      <w:pPr>
-        <w:pStyle w:val="BodyText"/>
-      </w:pPr>
-      <w:r>
-        <w:t xml:space="preserve">Compare the two summaries. What is different? Which is more useful and why?</w:t>
-      </w:r>
-    </w:p>
-    <w:p>
-      <w:r>
-        <w:pict>
-          <v:rect style="width:0;height:1.5pt" o:hralign="center" o:hrstd="t" o:hr="t"/>
-        </w:pict>
-      </w:r>
-    </w:p>
-    <w:p>
-      <w:pPr>
-        <w:pStyle w:val="FirstParagraph"/>
-      </w:pPr>
-      <w:r>
-        <w:rPr>
-          <w:i/>
-          <w:iCs/>
-        </w:rPr>
-        <w:t xml:space="preserve">Your answer:</w:t>
-      </w:r>
-    </w:p>
-    <w:p>
-      <w:pPr>
-        <w:pStyle w:val="BodyText"/>
-      </w:pPr>
-      <w:r>
-        <w:br/>
-      </w:r>
-    </w:p>
-    <w:p>
-      <w:pPr>
-        <w:pStyle w:val="BodyText"/>
-      </w:pPr>
-      <w:r>
-        <w:br/>
-      </w:r>
-    </w:p>
-    <w:p>
-      <w:pPr>
-        <w:pStyle w:val="BodyText"/>
-      </w:pPr>
-      <w:r>
-        <w:br/>
-      </w:r>
-    </w:p>
-    <w:p>
-      <w:r>
-        <w:pict>
-          <v:rect style="width:0;height:1.5pt" o:hralign="center" o:hrstd="t" o:hr="t"/>
-        </w:pict>
-      </w:r>
-    </w:p>
-    <w:bookmarkEnd w:id="26"/>
-    <w:bookmarkStart w:id="27" w:name="bonus-question-ai-content-watermarking"/>
-    <w:p>
-      <w:pPr>
-        <w:pStyle w:val="Heading3"/>
-      </w:pPr>
-      <w:r>
-        <w:t xml:space="preserve">Bonus Question: AI Content Watermarking</w:t>
-      </w:r>
-    </w:p>
-    <w:p>
-      <w:pPr>
-        <w:pStyle w:val="FirstParagraph"/>
-      </w:pPr>
-      <w:r>
-        <w:t xml:space="preserve">Ask an LLM:</w:t>
-      </w:r>
-      <w:r>
-        <w:t xml:space="preserve"> </w:t>
-      </w:r>
-      <w:r>
-        <w:rPr>
-          <w:i/>
-          <w:iCs/>
-        </w:rPr>
-        <w:t xml:space="preserve">“What are two arguments FOR mandatory AI watermarks on generated images, and two arguments AGAINST?”</w:t>
+        <w:t xml:space="preserve">Analysis:</w:t>
       </w:r>
     </w:p>
     <w:p>
@@ -1036,7 +988,7 @@
         </w:numPr>
       </w:pPr>
       <w:r>
-        <w:t xml:space="preserve">List all four arguments</w:t>
+        <w:t xml:space="preserve">Do you agree with the LLM judge’s ratings? Would you change any score?</w:t>
       </w:r>
     </w:p>
     <w:p>
@@ -1048,7 +1000,7 @@
         </w:numPr>
       </w:pPr>
       <w:r>
-        <w:t xml:space="preserve">Take a position: should AI images require watermarks? Explain your view</w:t>
+        <w:t xml:space="preserve">What is one risk of using an LLM to judge other LLMs?</w:t>
       </w:r>
     </w:p>
     <w:p>
@@ -1094,8 +1046,110 @@
         <w:br/>
       </w:r>
     </w:p>
+    <w:p>
+      <w:r>
+        <w:pict>
+          <v:rect style="width:0;height:1.5pt" o:hralign="center" o:hrstd="t" o:hr="t"/>
+        </w:pict>
+      </w:r>
+    </w:p>
+    <w:bookmarkEnd w:id="25"/>
+    <w:bookmarkStart w:id="26" w:name="bonus-question-ai-content-watermarking"/>
+    <w:p>
+      <w:pPr>
+        <w:pStyle w:val="Heading3"/>
+      </w:pPr>
+      <w:r>
+        <w:t xml:space="preserve">Bonus Question: AI Content Watermarking</w:t>
+      </w:r>
+    </w:p>
+    <w:p>
+      <w:pPr>
+        <w:pStyle w:val="FirstParagraph"/>
+      </w:pPr>
+      <w:r>
+        <w:t xml:space="preserve">Ask an LLM:</w:t>
+      </w:r>
+      <w:r>
+        <w:t xml:space="preserve"> </w:t>
+      </w:r>
+      <w:r>
+        <w:rPr>
+          <w:i/>
+          <w:iCs/>
+        </w:rPr>
+        <w:t xml:space="preserve">“What are two arguments FOR mandatory AI watermarks on generated images, and two arguments AGAINST?”</w:t>
+      </w:r>
+    </w:p>
+    <w:p>
+      <w:pPr>
+        <w:pStyle w:val="Compact"/>
+        <w:numPr>
+          <w:ilvl w:val="0"/>
+          <w:numId w:val="1009"/>
+        </w:numPr>
+      </w:pPr>
+      <w:r>
+        <w:t xml:space="preserve">List all four arguments</w:t>
+      </w:r>
+    </w:p>
+    <w:p>
+      <w:pPr>
+        <w:pStyle w:val="Compact"/>
+        <w:numPr>
+          <w:ilvl w:val="0"/>
+          <w:numId w:val="1009"/>
+        </w:numPr>
+      </w:pPr>
+      <w:r>
+        <w:t xml:space="preserve">Take a position: should AI images require watermarks? Explain your view</w:t>
+      </w:r>
+    </w:p>
+    <w:p>
+      <w:r>
+        <w:pict>
+          <v:rect style="width:0;height:1.5pt" o:hralign="center" o:hrstd="t" o:hr="t"/>
+        </w:pict>
+      </w:r>
+    </w:p>
+    <w:p>
+      <w:pPr>
+        <w:pStyle w:val="FirstParagraph"/>
+      </w:pPr>
+      <w:r>
+        <w:rPr>
+          <w:i/>
+          <w:iCs/>
+        </w:rPr>
+        <w:t xml:space="preserve">Your answer:</w:t>
+      </w:r>
+    </w:p>
+    <w:p>
+      <w:pPr>
+        <w:pStyle w:val="BodyText"/>
+      </w:pPr>
+      <w:r>
+        <w:br/>
+      </w:r>
+    </w:p>
+    <w:p>
+      <w:pPr>
+        <w:pStyle w:val="BodyText"/>
+      </w:pPr>
+      <w:r>
+        <w:br/>
+      </w:r>
+    </w:p>
+    <w:p>
+      <w:pPr>
+        <w:pStyle w:val="BodyText"/>
+      </w:pPr>
+      <w:r>
+        <w:br/>
+      </w:r>
+    </w:p>
+    <w:bookmarkEnd w:id="26"/>
     <w:bookmarkEnd w:id="27"/>
-    <w:bookmarkEnd w:id="28"/>
     <w:sectPr>
       <w:footnotePr>
         <w:numRestart w:val="eachSect"/>
@@ -1521,34 +1575,7 @@
     </w:lvlOverride>
   </w:num>
   <w:num w:numId="1006">
-    <w:abstractNumId w:val="99411"/>
-    <w:lvlOverride w:ilvl="0">
-      <w:startOverride w:val="1"/>
-    </w:lvlOverride>
-    <w:lvlOverride w:ilvl="1">
-      <w:startOverride w:val="1"/>
-    </w:lvlOverride>
-    <w:lvlOverride w:ilvl="2">
-      <w:startOverride w:val="1"/>
-    </w:lvlOverride>
-    <w:lvlOverride w:ilvl="3">
-      <w:startOverride w:val="1"/>
-    </w:lvlOverride>
-    <w:lvlOverride w:ilvl="4">
-      <w:startOverride w:val="1"/>
-    </w:lvlOverride>
-    <w:lvlOverride w:ilvl="5">
-      <w:startOverride w:val="1"/>
-    </w:lvlOverride>
-    <w:lvlOverride w:ilvl="6">
-      <w:startOverride w:val="1"/>
-    </w:lvlOverride>
-    <w:lvlOverride w:ilvl="7">
-      <w:startOverride w:val="1"/>
-    </w:lvlOverride>
-    <w:lvlOverride w:ilvl="8">
-      <w:startOverride w:val="1"/>
-    </w:lvlOverride>
+    <w:abstractNumId w:val="991"/>
   </w:num>
   <w:num w:numId="1007">
     <w:abstractNumId w:val="99411"/>
@@ -1581,6 +1608,9 @@
     </w:lvlOverride>
   </w:num>
   <w:num w:numId="1008">
+    <w:abstractNumId w:val="991"/>
+  </w:num>
+  <w:num w:numId="1009">
     <w:abstractNumId w:val="99411"/>
     <w:lvlOverride w:ilvl="0">
       <w:startOverride w:val="1"/>

--- a/assignments/03-assignment.docx
+++ b/assignments/03-assignment.docx
@@ -26,7 +26,7 @@
         <w:t xml:space="preserve">Emory University</w:t>
       </w:r>
     </w:p>
-    <w:bookmarkStart w:id="27" w:name="instructions"/>
+    <w:bookmarkStart w:id="26" w:name="instructions"/>
     <w:p>
       <w:pPr>
         <w:pStyle w:val="Heading2"/>
@@ -246,13 +246,25 @@
         </w:pict>
       </w:r>
     </w:p>
-    <w:bookmarkStart w:id="21" w:name="question-1-token-cost-disparity"/>
+    <w:bookmarkStart w:id="20" w:name="Xedaa93e3f79508eeda73484ddea6ba5d3acb44f"/>
     <w:p>
       <w:pPr>
         <w:pStyle w:val="Heading3"/>
       </w:pPr>
       <w:r>
-        <w:t xml:space="preserve">Question 1: Token Cost Disparity</w:t>
+        <w:t xml:space="preserve">Question 1: Why the</w:t>
+      </w:r>
+      <w:r>
+        <w:t xml:space="preserve"> </w:t>
+      </w:r>
+      <w:r>
+        <w:t xml:space="preserve">“Best”</w:t>
+      </w:r>
+      <w:r>
+        <w:t xml:space="preserve"> </w:t>
+      </w:r>
+      <w:r>
+        <w:t xml:space="preserve">AI Might Not Be Best for You</w:t>
       </w:r>
     </w:p>
     <w:p>
@@ -260,99 +272,80 @@
         <w:pStyle w:val="FirstParagraph"/>
       </w:pPr>
       <w:r>
-        <w:t xml:space="preserve">Go to</w:t>
-      </w:r>
-      <w:r>
-        <w:t xml:space="preserve"> </w:t>
-      </w:r>
-      <w:hyperlink r:id="rId20">
-        <w:r>
-          <w:rPr>
-            <w:rStyle w:val="Hyperlink"/>
-          </w:rPr>
-          <w:t xml:space="preserve">platform.openai.com/tokenizer</w:t>
-        </w:r>
-      </w:hyperlink>
-    </w:p>
-    <w:p>
-      <w:pPr>
-        <w:pStyle w:val="Compact"/>
+        <w:t xml:space="preserve">Lecture 05 introduces Goodhart’s Law:</w:t>
+      </w:r>
+      <w:r>
+        <w:t xml:space="preserve"> </w:t>
+      </w:r>
+      <w:r>
+        <w:t xml:space="preserve">“When a measure becomes a target, it ceases to be a good measure.”</w:t>
+      </w:r>
+      <w:r>
+        <w:t xml:space="preserve"> </w:t>
+      </w:r>
+      <w:r>
+        <w:t xml:space="preserve">AI companies rank their models on benchmarks, standardised tests that measure reasoning, coding, and knowledge. But a model that tops the leaderboard might still give you a confusing explanation or miss the point of your question entirely.</w:t>
+      </w:r>
+    </w:p>
+    <w:p>
+      <w:pPr>
+        <w:pStyle w:val="BodyText"/>
+      </w:pPr>
+      <w:r>
+        <w:rPr>
+          <w:b/>
+          <w:bCs/>
+        </w:rPr>
+        <w:t xml:space="preserve">Your task:</w:t>
+      </w:r>
+    </w:p>
+    <w:p>
+      <w:pPr>
         <w:numPr>
           <w:ilvl w:val="0"/>
           <w:numId w:val="1002"/>
         </w:numPr>
       </w:pPr>
       <w:r>
-        <w:t xml:space="preserve">Tokenise</w:t>
-      </w:r>
-      <w:r>
-        <w:t xml:space="preserve"> </w:t>
-      </w:r>
-      <w:r>
-        <w:rPr>
-          <w:i/>
-          <w:iCs/>
-        </w:rPr>
-        <w:t xml:space="preserve">“Hello, how are you?”</w:t>
-      </w:r>
-      <w:r>
-        <w:t xml:space="preserve"> </w:t>
-      </w:r>
-      <w:r>
-        <w:t xml:space="preserve">(English) and write down the token count</w:t>
-      </w:r>
-    </w:p>
-    <w:p>
-      <w:pPr>
-        <w:pStyle w:val="Compact"/>
+        <w:t xml:space="preserve">Think of one example from your own experience (school, sports, social media, anything) where chasing a metric made things worse instead of better. Describe what happened in 2-3 sentences.</w:t>
+      </w:r>
+    </w:p>
+    <w:p>
+      <w:pPr>
         <w:numPr>
           <w:ilvl w:val="0"/>
           <w:numId w:val="1002"/>
         </w:numPr>
       </w:pPr>
       <w:r>
-        <w:t xml:space="preserve">Tokenise</w:t>
-      </w:r>
-      <w:r>
-        <w:t xml:space="preserve"> </w:t>
-      </w:r>
-      <w:r>
-        <w:rPr>
-          <w:rFonts w:hint="eastAsia"/>
+        <w:t xml:space="preserve">Ask an LLM:</w:t>
+      </w:r>
+      <w:r>
+        <w:t xml:space="preserve"> </w:t>
+      </w:r>
+      <w:r>
+        <w:rPr>
           <w:i/>
           <w:iCs/>
         </w:rPr>
-        <w:t xml:space="preserve">“你好，你好吗？”</w:t>
-      </w:r>
-      <w:r>
-        <w:t xml:space="preserve"> </w:t>
-      </w:r>
-      <w:r>
-        <w:t xml:space="preserve">(Chinese, same meaning) and write down the token count</w:t>
-      </w:r>
-    </w:p>
-    <w:p>
-      <w:pPr>
-        <w:pStyle w:val="Compact"/>
+        <w:t xml:space="preserve">“What is benchmark contamination in AI, and why does it make leaderboard rankings unreliable?”</w:t>
+      </w:r>
+      <w:r>
+        <w:t xml:space="preserve"> </w:t>
+      </w:r>
+      <w:r>
+        <w:t xml:space="preserve">Summarise the answer in 2-3 sentences.</w:t>
+      </w:r>
+    </w:p>
+    <w:p>
+      <w:pPr>
         <w:numPr>
           <w:ilvl w:val="0"/>
           <w:numId w:val="1002"/>
         </w:numPr>
       </w:pPr>
       <w:r>
-        <w:t xml:space="preserve">If GPT-4o costs $2.50 per million tokens, and a user sends 1,000 messages averaging 50 tokens each: calculate the cost for an English speaker vs. a Chinese speaker</w:t>
-      </w:r>
-    </w:p>
-    <w:p>
-      <w:pPr>
-        <w:pStyle w:val="Compact"/>
-        <w:numPr>
-          <w:ilvl w:val="0"/>
-          <w:numId w:val="1002"/>
-        </w:numPr>
-      </w:pPr>
-      <w:r>
-        <w:t xml:space="preserve">Is this fair? Explain your position</w:t>
+        <w:t xml:space="preserve">If you were choosing an LLM for your own coursework, what would you test it on instead of looking at benchmark scores? Describe one specific task you’d try, and what a good vs bad response would look like.</w:t>
       </w:r>
     </w:p>
     <w:p>
@@ -405,8 +398,8 @@
         </w:pict>
       </w:r>
     </w:p>
-    <w:bookmarkEnd w:id="21"/>
-    <w:bookmarkStart w:id="22" w:name="question-2-context-window-math"/>
+    <w:bookmarkEnd w:id="20"/>
+    <w:bookmarkStart w:id="21" w:name="question-2-context-window-math"/>
     <w:p>
       <w:pPr>
         <w:pStyle w:val="Heading3"/>
@@ -551,8 +544,8 @@
         </w:pict>
       </w:r>
     </w:p>
-    <w:bookmarkEnd w:id="22"/>
-    <w:bookmarkStart w:id="23" w:name="question-3-the-cost-of-being-wrong"/>
+    <w:bookmarkEnd w:id="21"/>
+    <w:bookmarkStart w:id="22" w:name="question-3-the-cost-of-being-wrong"/>
     <w:p>
       <w:pPr>
         <w:pStyle w:val="Heading3"/>
@@ -687,8 +680,8 @@
         </w:pict>
       </w:r>
     </w:p>
-    <w:bookmarkEnd w:id="23"/>
-    <w:bookmarkStart w:id="24" w:name="X1edd539f71fc626afd4c991e57abb3a44c8e45f"/>
+    <w:bookmarkEnd w:id="22"/>
+    <w:bookmarkStart w:id="23" w:name="X1edd539f71fc626afd4c991e57abb3a44c8e45f"/>
     <w:p>
       <w:pPr>
         <w:pStyle w:val="Heading3"/>
@@ -863,8 +856,8 @@
         </w:pict>
       </w:r>
     </w:p>
-    <w:bookmarkEnd w:id="24"/>
-    <w:bookmarkStart w:id="25" w:name="question-5-llm-as-a-judge-experiment"/>
+    <w:bookmarkEnd w:id="23"/>
+    <w:bookmarkStart w:id="24" w:name="question-5-llm-as-a-judge-experiment"/>
     <w:p>
       <w:pPr>
         <w:pStyle w:val="Heading3"/>
@@ -1053,8 +1046,8 @@
         </w:pict>
       </w:r>
     </w:p>
-    <w:bookmarkEnd w:id="25"/>
-    <w:bookmarkStart w:id="26" w:name="bonus-question-ai-content-watermarking"/>
+    <w:bookmarkEnd w:id="24"/>
+    <w:bookmarkStart w:id="25" w:name="bonus-question-ai-content-watermarking"/>
     <w:p>
       <w:pPr>
         <w:pStyle w:val="Heading3"/>
@@ -1148,8 +1141,8 @@
         <w:br/>
       </w:r>
     </w:p>
+    <w:bookmarkEnd w:id="25"/>
     <w:bookmarkEnd w:id="26"/>
-    <w:bookmarkEnd w:id="27"/>
     <w:sectPr>
       <w:footnotePr>
         <w:numRestart w:val="eachSect"/>

--- a/assignments/03-assignment.docx
+++ b/assignments/03-assignment.docx
@@ -15,7 +15,7 @@
         <w:pStyle w:val="Subtitle"/>
       </w:pPr>
       <w:r>
-        <w:t xml:space="preserve">DATASCI 185: Introduction to AI Applications</w:t>
+        <w:t xml:space="preserve">DATASCI 101: Introduction to AI Applications</w:t>
       </w:r>
     </w:p>
     <w:p>
@@ -26,7 +26,7 @@
         <w:t xml:space="preserve">Emory University</w:t>
       </w:r>
     </w:p>
-    <w:bookmarkStart w:id="26" w:name="instructions"/>
+    <w:bookmarkStart w:id="15" w:name="instructions"/>
     <w:p>
       <w:pPr>
         <w:pStyle w:val="Heading2"/>
@@ -246,7 +246,7 @@
         </w:pict>
       </w:r>
     </w:p>
-    <w:bookmarkStart w:id="20" w:name="Xedaa93e3f79508eeda73484ddea6ba5d3acb44f"/>
+    <w:bookmarkStart w:id="9" w:name="Xedaa93e3f79508eeda73484ddea6ba5d3acb44f"/>
     <w:p>
       <w:pPr>
         <w:pStyle w:val="Heading3"/>
@@ -398,8 +398,8 @@
         </w:pict>
       </w:r>
     </w:p>
-    <w:bookmarkEnd w:id="20"/>
-    <w:bookmarkStart w:id="21" w:name="question-2-context-window-math"/>
+    <w:bookmarkEnd w:id="9"/>
+    <w:bookmarkStart w:id="10" w:name="question-2-context-window-math"/>
     <w:p>
       <w:pPr>
         <w:pStyle w:val="Heading3"/>
@@ -544,8 +544,8 @@
         </w:pict>
       </w:r>
     </w:p>
-    <w:bookmarkEnd w:id="21"/>
-    <w:bookmarkStart w:id="22" w:name="question-3-the-cost-of-being-wrong"/>
+    <w:bookmarkEnd w:id="10"/>
+    <w:bookmarkStart w:id="11" w:name="question-3-the-cost-of-being-wrong"/>
     <w:p>
       <w:pPr>
         <w:pStyle w:val="Heading3"/>
@@ -680,8 +680,8 @@
         </w:pict>
       </w:r>
     </w:p>
-    <w:bookmarkEnd w:id="22"/>
-    <w:bookmarkStart w:id="23" w:name="X1edd539f71fc626afd4c991e57abb3a44c8e45f"/>
+    <w:bookmarkEnd w:id="11"/>
+    <w:bookmarkStart w:id="12" w:name="X1edd539f71fc626afd4c991e57abb3a44c8e45f"/>
     <w:p>
       <w:pPr>
         <w:pStyle w:val="Heading3"/>
@@ -856,8 +856,8 @@
         </w:pict>
       </w:r>
     </w:p>
-    <w:bookmarkEnd w:id="23"/>
-    <w:bookmarkStart w:id="24" w:name="question-5-llm-as-a-judge-experiment"/>
+    <w:bookmarkEnd w:id="12"/>
+    <w:bookmarkStart w:id="13" w:name="question-5-llm-as-a-judge-experiment"/>
     <w:p>
       <w:pPr>
         <w:pStyle w:val="Heading3"/>
@@ -1046,8 +1046,8 @@
         </w:pict>
       </w:r>
     </w:p>
-    <w:bookmarkEnd w:id="24"/>
-    <w:bookmarkStart w:id="25" w:name="bonus-question-ai-content-watermarking"/>
+    <w:bookmarkEnd w:id="13"/>
+    <w:bookmarkStart w:id="14" w:name="bonus-question-ai-content-watermarking"/>
     <w:p>
       <w:pPr>
         <w:pStyle w:val="Heading3"/>
@@ -1141,8 +1141,8 @@
         <w:br/>
       </w:r>
     </w:p>
-    <w:bookmarkEnd w:id="25"/>
-    <w:bookmarkEnd w:id="26"/>
+    <w:bookmarkEnd w:id="14"/>
+    <w:bookmarkEnd w:id="15"/>
     <w:sectPr>
       <w:footnotePr>
         <w:numRestart w:val="eachSect"/>
@@ -1641,10 +1641,10 @@
   <w:docDefaults>
     <w:rPrDefault>
       <w:rPr>
-        <w:rFonts w:asciiTheme="minorHAnsi" w:cstheme="minorBidi" w:eastAsiaTheme="minorHAnsi" w:hAnsiTheme="minorHAnsi"/>
+        <w:rFonts w:asciiTheme="minorHAnsi" w:cstheme="minorBidi" w:eastAsiaTheme="minorEastAsia" w:hAnsiTheme="minorHAnsi"/>
         <w:sz w:val="24"/>
         <w:szCs w:val="24"/>
-        <w:lang w:bidi="ar-SA" w:eastAsia="en-US" w:val="en-US"/>
+        <w:lang w:bidi="ar-SA" w:eastAsia="zh-CN" w:val="en-US"/>
       </w:rPr>
     </w:rPrDefault>
     <w:pPrDefault>
@@ -2185,13 +2185,6 @@
       </w:tblCellMar>
     </w:tblPr>
     <w:tblStylePr w:type="firstRow">
-      <w:tblPr>
-        <w:jc w:val="left"/>
-        <w:tblInd w:type="dxa" w:w="0"/>
-      </w:tblPr>
-      <w:trPr>
-        <w:jc w:val="left"/>
-      </w:trPr>
       <w:tcPr>
         <w:tcBorders>
           <w:bottom w:val="single"/>

--- a/assignments/03-assignment.docx
+++ b/assignments/03-assignment.docx
@@ -7,7 +7,7 @@
         <w:pStyle w:val="Title"/>
       </w:pPr>
       <w:r>
-        <w:t xml:space="preserve">Assignment 03: Tokenisation, Prompting, and Multimodal AI</w:t>
+        <w:t xml:space="preserve">Assignment 03: Evaluating AI Models and Their Limits</w:t>
       </w:r>
     </w:p>
     <w:p>
@@ -50,10 +50,23 @@
           <w:b/>
           <w:bCs/>
         </w:rPr>
-        <w:t xml:space="preserve">Lectures 05-07</w:t>
-      </w:r>
-      <w:r>
-        <w:t xml:space="preserve">: Metrics and Validation, Tokenisation and Embeddings, and Multimodal AI.</w:t>
+        <w:t xml:space="preserve">Lectures 05-06</w:t>
+      </w:r>
+      <w:r>
+        <w:t xml:space="preserve">: Metrics and Validation, and Tokenisation and Embeddings. The bonus question draws on</w:t>
+      </w:r>
+      <w:r>
+        <w:t xml:space="preserve"> </w:t>
+      </w:r>
+      <w:r>
+        <w:rPr>
+          <w:b/>
+          <w:bCs/>
+        </w:rPr>
+        <w:t xml:space="preserve">Lecture 07</w:t>
+      </w:r>
+      <w:r>
+        <w:t xml:space="preserve">: Multimodal AI.</w:t>
       </w:r>
     </w:p>
     <w:p>

--- a/assignments/03-assignment.docx
+++ b/assignments/03-assignment.docx
@@ -7,7 +7,7 @@
         <w:pStyle w:val="Title"/>
       </w:pPr>
       <w:r>
-        <w:t xml:space="preserve">Assignment 03: Evaluating AI Models and Their Limits</w:t>
+        <w:t xml:space="preserve">Assignment 03: Language, Tokens and Multimodal AI</w:t>
       </w:r>
     </w:p>
     <w:p>
@@ -26,7 +26,7 @@
         <w:t xml:space="preserve">Emory University</w:t>
       </w:r>
     </w:p>
-    <w:bookmarkStart w:id="15" w:name="instructions"/>
+    <w:bookmarkStart w:id="19" w:name="instructions"/>
     <w:p>
       <w:pPr>
         <w:pStyle w:val="Heading2"/>
@@ -50,23 +50,10 @@
           <w:b/>
           <w:bCs/>
         </w:rPr>
-        <w:t xml:space="preserve">Lectures 05-06</w:t>
-      </w:r>
-      <w:r>
-        <w:t xml:space="preserve">: Metrics and Validation, and Tokenisation and Embeddings. The bonus question draws on</w:t>
-      </w:r>
-      <w:r>
-        <w:t xml:space="preserve"> </w:t>
-      </w:r>
-      <w:r>
-        <w:rPr>
-          <w:b/>
-          <w:bCs/>
-        </w:rPr>
-        <w:t xml:space="preserve">Lecture 07</w:t>
-      </w:r>
-      <w:r>
-        <w:t xml:space="preserve">: Multimodal AI.</w:t>
+        <w:t xml:space="preserve">Lectures 06-07</w:t>
+      </w:r>
+      <w:r>
+        <w:t xml:space="preserve">: Tokenisation and Embeddings, and Multimodal AI.</w:t>
       </w:r>
     </w:p>
     <w:p>
@@ -259,25 +246,13 @@
         </w:pict>
       </w:r>
     </w:p>
-    <w:bookmarkStart w:id="9" w:name="Xedaa93e3f79508eeda73484ddea6ba5d3acb44f"/>
+    <w:bookmarkStart w:id="9" w:name="question-1-context-window-math"/>
     <w:p>
       <w:pPr>
         <w:pStyle w:val="Heading3"/>
       </w:pPr>
       <w:r>
-        <w:t xml:space="preserve">Question 1: Why the</w:t>
-      </w:r>
-      <w:r>
-        <w:t xml:space="preserve"> </w:t>
-      </w:r>
-      <w:r>
-        <w:t xml:space="preserve">“Best”</w:t>
-      </w:r>
-      <w:r>
-        <w:t xml:space="preserve"> </w:t>
-      </w:r>
-      <w:r>
-        <w:t xml:space="preserve">AI Might Not Be Best for You</w:t>
+        <w:t xml:space="preserve">Question 1: Context window math</w:t>
       </w:r>
     </w:p>
     <w:p>
@@ -285,53 +260,48 @@
         <w:pStyle w:val="FirstParagraph"/>
       </w:pPr>
       <w:r>
-        <w:t xml:space="preserve">Lecture 05 introduces Goodhart’s Law:</w:t>
-      </w:r>
-      <w:r>
-        <w:t xml:space="preserve"> </w:t>
-      </w:r>
-      <w:r>
-        <w:t xml:space="preserve">“When a measure becomes a target, it ceases to be a good measure.”</w:t>
-      </w:r>
-      <w:r>
-        <w:t xml:space="preserve"> </w:t>
-      </w:r>
-      <w:r>
-        <w:t xml:space="preserve">AI companies rank their models on benchmarks, standardised tests that measure reasoning, coding, and knowledge. But a model that tops the leaderboard might still give you a confusing explanation or miss the point of your question entirely.</w:t>
-      </w:r>
-    </w:p>
-    <w:p>
-      <w:pPr>
-        <w:pStyle w:val="BodyText"/>
-      </w:pPr>
+        <w:t xml:space="preserve">A model has a</w:t>
+      </w:r>
+      <w:r>
+        <w:t xml:space="preserve"> </w:t>
+      </w:r>
       <w:r>
         <w:rPr>
           <w:b/>
           <w:bCs/>
         </w:rPr>
-        <w:t xml:space="preserve">Your task:</w:t>
-      </w:r>
-    </w:p>
-    <w:p>
-      <w:pPr>
+        <w:t xml:space="preserve">32,000 token</w:t>
+      </w:r>
+      <w:r>
+        <w:t xml:space="preserve"> </w:t>
+      </w:r>
+      <w:r>
+        <w:t xml:space="preserve">context window. You want to analyse a legal document that is approximately</w:t>
+      </w:r>
+      <w:r>
+        <w:t xml:space="preserve"> </w:t>
+      </w:r>
+      <w:r>
+        <w:rPr>
+          <w:b/>
+          <w:bCs/>
+        </w:rPr>
+        <w:t xml:space="preserve">25,000 words</w:t>
+      </w:r>
+      <w:r>
+        <w:t xml:space="preserve">.</w:t>
+      </w:r>
+    </w:p>
+    <w:p>
+      <w:pPr>
+        <w:pStyle w:val="Compact"/>
         <w:numPr>
           <w:ilvl w:val="0"/>
           <w:numId w:val="1002"/>
         </w:numPr>
       </w:pPr>
       <w:r>
-        <w:t xml:space="preserve">Think of one example from your own experience (school, sports, social media, anything) where chasing a metric made things worse instead of better. Describe what happened in 2-3 sentences.</w:t>
-      </w:r>
-    </w:p>
-    <w:p>
-      <w:pPr>
-        <w:numPr>
-          <w:ilvl w:val="0"/>
-          <w:numId w:val="1002"/>
-        </w:numPr>
-      </w:pPr>
-      <w:r>
-        <w:t xml:space="preserve">Ask an LLM:</w:t>
+        <w:t xml:space="preserve">Using the rule</w:t>
       </w:r>
       <w:r>
         <w:t xml:space="preserve"> </w:t>
@@ -341,24 +311,34 @@
           <w:i/>
           <w:iCs/>
         </w:rPr>
-        <w:t xml:space="preserve">“What is benchmark contamination in AI, and why does it make leaderboard rankings unreliable?”</w:t>
-      </w:r>
-      <w:r>
-        <w:t xml:space="preserve"> </w:t>
-      </w:r>
-      <w:r>
-        <w:t xml:space="preserve">Summarise the answer in 2-3 sentences.</w:t>
-      </w:r>
-    </w:p>
-    <w:p>
-      <w:pPr>
+        <w:t xml:space="preserve">100 tokens ≈ 75 words</w:t>
+      </w:r>
+      <w:r>
+        <w:t xml:space="preserve">, convert 25,000 words to tokens</w:t>
+      </w:r>
+    </w:p>
+    <w:p>
+      <w:pPr>
+        <w:pStyle w:val="Compact"/>
         <w:numPr>
           <w:ilvl w:val="0"/>
           <w:numId w:val="1002"/>
         </w:numPr>
       </w:pPr>
       <w:r>
-        <w:t xml:space="preserve">If you were choosing an LLM for your own coursework, what would you test it on instead of looking at benchmark scores? Describe one specific task you’d try, and what a good vs bad response would look like.</w:t>
+        <w:t xml:space="preserve">If your prompt uses 1,000 tokens and you want 2,000 tokens of output, will the document fit? Show your calculation</w:t>
+      </w:r>
+    </w:p>
+    <w:p>
+      <w:pPr>
+        <w:pStyle w:val="Compact"/>
+        <w:numPr>
+          <w:ilvl w:val="0"/>
+          <w:numId w:val="1002"/>
+        </w:numPr>
+      </w:pPr>
+      <w:r>
+        <w:t xml:space="preserve">If it doesn’t fit, propose ONE strategy to handle this</w:t>
       </w:r>
     </w:p>
     <w:p>
@@ -412,13 +392,13 @@
       </w:r>
     </w:p>
     <w:bookmarkEnd w:id="9"/>
-    <w:bookmarkStart w:id="10" w:name="question-2-context-window-math"/>
+    <w:bookmarkStart w:id="11" w:name="question-2-temperature-experiment"/>
     <w:p>
       <w:pPr>
         <w:pStyle w:val="Heading3"/>
       </w:pPr>
       <w:r>
-        <w:t xml:space="preserve">Question 2: Context Window Math</w:t>
+        <w:t xml:space="preserve">Question 2: Temperature experiment</w:t>
       </w:r>
     </w:p>
     <w:p>
@@ -426,7 +406,7 @@
         <w:pStyle w:val="FirstParagraph"/>
       </w:pPr>
       <w:r>
-        <w:t xml:space="preserve">A model has a</w:t>
+        <w:t xml:space="preserve">The</w:t>
       </w:r>
       <w:r>
         <w:t xml:space="preserve"> </w:t>
@@ -436,13 +416,42 @@
           <w:b/>
           <w:bCs/>
         </w:rPr>
-        <w:t xml:space="preserve">32,000 token</w:t>
-      </w:r>
-      <w:r>
-        <w:t xml:space="preserve"> </w:t>
-      </w:r>
-      <w:r>
-        <w:t xml:space="preserve">context window. You want to analyse a legal document that is approximately</w:t>
+        <w:t xml:space="preserve">temperature</w:t>
+      </w:r>
+      <w:r>
+        <w:t xml:space="preserve"> </w:t>
+      </w:r>
+      <w:r>
+        <w:t xml:space="preserve">setting controls how random an LLM’s output is.</w:t>
+      </w:r>
+    </w:p>
+    <w:p>
+      <w:pPr>
+        <w:pStyle w:val="Compact"/>
+        <w:numPr>
+          <w:ilvl w:val="0"/>
+          <w:numId w:val="1003"/>
+        </w:numPr>
+      </w:pPr>
+      <w:r>
+        <w:t xml:space="preserve">Go to</w:t>
+      </w:r>
+      <w:r>
+        <w:t xml:space="preserve"> </w:t>
+      </w:r>
+      <w:hyperlink r:id="rId10">
+        <w:r>
+          <w:rPr>
+            <w:rStyle w:val="Hyperlink"/>
+          </w:rPr>
+          <w:t xml:space="preserve">aistudio.google.com</w:t>
+        </w:r>
+      </w:hyperlink>
+      <w:r>
+        <w:t xml:space="preserve"> </w:t>
+      </w:r>
+      <w:r>
+        <w:t xml:space="preserve">and sign in. In the settings panel, turn</w:t>
       </w:r>
       <w:r>
         <w:t xml:space="preserve"> </w:t>
@@ -452,10 +461,48 @@
           <w:b/>
           <w:bCs/>
         </w:rPr>
-        <w:t xml:space="preserve">25,000 words</w:t>
-      </w:r>
-      <w:r>
-        <w:t xml:space="preserve">.</w:t>
+        <w:t xml:space="preserve">off</w:t>
+      </w:r>
+      <w:r>
+        <w:t xml:space="preserve"> </w:t>
+      </w:r>
+      <w:r>
+        <w:t xml:space="preserve">“Grounding with Google Search”</w:t>
+      </w:r>
+      <w:r>
+        <w:t xml:space="preserve"> </w:t>
+      </w:r>
+      <w:r>
+        <w:t xml:space="preserve">and set</w:t>
+      </w:r>
+      <w:r>
+        <w:t xml:space="preserve"> </w:t>
+      </w:r>
+      <w:r>
+        <w:rPr>
+          <w:b/>
+          <w:bCs/>
+        </w:rPr>
+        <w:t xml:space="preserve">Thinking level</w:t>
+      </w:r>
+      <w:r>
+        <w:t xml:space="preserve"> </w:t>
+      </w:r>
+      <w:r>
+        <w:t xml:space="preserve">to</w:t>
+      </w:r>
+      <w:r>
+        <w:t xml:space="preserve"> </w:t>
+      </w:r>
+      <w:r>
+        <w:rPr>
+          <w:b/>
+          <w:bCs/>
+        </w:rPr>
+        <w:t xml:space="preserve">Minimum</w:t>
+      </w:r>
+      <w:r>
+        <w:t xml:space="preserve">. Both of these interfere with the experiment</w:t>
       </w:r>
     </w:p>
     <w:p>
@@ -467,7 +514,20 @@
         </w:numPr>
       </w:pPr>
       <w:r>
-        <w:t xml:space="preserve">Using the rule</w:t>
+        <w:t xml:space="preserve">Set the temperature to</w:t>
+      </w:r>
+      <w:r>
+        <w:t xml:space="preserve"> </w:t>
+      </w:r>
+      <w:r>
+        <w:rPr>
+          <w:b/>
+          <w:bCs/>
+        </w:rPr>
+        <w:t xml:space="preserve">0</w:t>
+      </w:r>
+      <w:r>
+        <w:t xml:space="preserve">. Send the prompt</w:t>
       </w:r>
       <w:r>
         <w:t xml:space="preserve"> </w:t>
@@ -477,10 +537,42 @@
           <w:i/>
           <w:iCs/>
         </w:rPr>
-        <w:t xml:space="preserve">100 tokens ≈ 75 words</w:t>
-      </w:r>
-      <w:r>
-        <w:t xml:space="preserve">, convert 25,000 words to tokens</w:t>
+        <w:t xml:space="preserve">“Write a six-word story about the sea.”</w:t>
+      </w:r>
+      <w:r>
+        <w:t xml:space="preserve"> </w:t>
+      </w:r>
+      <w:r>
+        <w:t xml:space="preserve">three times,</w:t>
+      </w:r>
+      <w:r>
+        <w:t xml:space="preserve"> </w:t>
+      </w:r>
+      <w:r>
+        <w:rPr>
+          <w:b/>
+          <w:bCs/>
+        </w:rPr>
+        <w:t xml:space="preserve">starting a new chat each time</w:t>
+      </w:r>
+      <w:r>
+        <w:t xml:space="preserve">. You can start one quickly with the</w:t>
+      </w:r>
+      <w:r>
+        <w:t xml:space="preserve"> </w:t>
+      </w:r>
+      <w:r>
+        <w:rPr>
+          <w:b/>
+          <w:bCs/>
+        </w:rPr>
+        <w:t xml:space="preserve">+</w:t>
+      </w:r>
+      <w:r>
+        <w:t xml:space="preserve"> </w:t>
+      </w:r>
+      <w:r>
+        <w:t xml:space="preserve">at the top of the page. Record all three</w:t>
       </w:r>
     </w:p>
     <w:p>
@@ -492,19 +584,80 @@
         </w:numPr>
       </w:pPr>
       <w:r>
-        <w:t xml:space="preserve">If your prompt uses 1,000 tokens and you want 2,000 tokens of output, will the document fit? Show your calculation</w:t>
-      </w:r>
-    </w:p>
-    <w:p>
-      <w:pPr>
-        <w:pStyle w:val="Compact"/>
-        <w:numPr>
-          <w:ilvl w:val="0"/>
-          <w:numId w:val="1003"/>
-        </w:numPr>
-      </w:pPr>
-      <w:r>
-        <w:t xml:space="preserve">If it doesn’t fit, propose ONE strategy to handle this</w:t>
+        <w:t xml:space="preserve">Set the temperature to</w:t>
+      </w:r>
+      <w:r>
+        <w:t xml:space="preserve"> </w:t>
+      </w:r>
+      <w:r>
+        <w:rPr>
+          <w:b/>
+          <w:bCs/>
+        </w:rPr>
+        <w:t xml:space="preserve">2</w:t>
+      </w:r>
+      <w:r>
+        <w:t xml:space="preserve">. Repeat, and record all three</w:t>
+      </w:r>
+    </w:p>
+    <w:p>
+      <w:pPr>
+        <w:pStyle w:val="FirstParagraph"/>
+      </w:pPr>
+      <w:r>
+        <w:rPr>
+          <w:b/>
+          <w:bCs/>
+        </w:rPr>
+        <w:t xml:space="preserve">Your task:</w:t>
+      </w:r>
+    </w:p>
+    <w:p>
+      <w:pPr>
+        <w:pStyle w:val="Compact"/>
+        <w:numPr>
+          <w:ilvl w:val="0"/>
+          <w:numId w:val="1004"/>
+        </w:numPr>
+      </w:pPr>
+      <w:r>
+        <w:t xml:space="preserve">Compare the three answers at each setting. What changed?</w:t>
+      </w:r>
+    </w:p>
+    <w:p>
+      <w:pPr>
+        <w:pStyle w:val="Compact"/>
+        <w:numPr>
+          <w:ilvl w:val="0"/>
+          <w:numId w:val="1004"/>
+        </w:numPr>
+      </w:pPr>
+      <w:r>
+        <w:t xml:space="preserve">At temperature 2, is the writing still coherent? Quote your worst result</w:t>
+      </w:r>
+    </w:p>
+    <w:p>
+      <w:pPr>
+        <w:pStyle w:val="Compact"/>
+        <w:numPr>
+          <w:ilvl w:val="0"/>
+          <w:numId w:val="1004"/>
+        </w:numPr>
+      </w:pPr>
+      <w:r>
+        <w:t xml:space="preserve">Telling ChatGPT to</w:t>
+      </w:r>
+      <w:r>
+        <w:t xml:space="preserve"> </w:t>
+      </w:r>
+      <w:r>
+        <w:t xml:space="preserve">“be more creative”</w:t>
+      </w:r>
+      <w:r>
+        <w:t xml:space="preserve"> </w:t>
+      </w:r>
+      <w:r>
+        <w:t xml:space="preserve">does not change its temperature. Explain what that instruction changes instead</w:t>
       </w:r>
     </w:p>
     <w:p>
@@ -557,14 +710,14 @@
         </w:pict>
       </w:r>
     </w:p>
-    <w:bookmarkEnd w:id="10"/>
-    <w:bookmarkStart w:id="11" w:name="question-3-the-cost-of-being-wrong"/>
+    <w:bookmarkEnd w:id="11"/>
+    <w:bookmarkStart w:id="13" w:name="question-3-seeing-like-a-tokeniser"/>
     <w:p>
       <w:pPr>
         <w:pStyle w:val="Heading3"/>
       </w:pPr>
       <w:r>
-        <w:t xml:space="preserve">Question 3: The Cost of Being Wrong</w:t>
+        <w:t xml:space="preserve">Question 3: Seeing like a tokeniser</w:t>
       </w:r>
     </w:p>
     <w:p>
@@ -572,23 +725,48 @@
         <w:pStyle w:val="FirstParagraph"/>
       </w:pPr>
       <w:r>
-        <w:t xml:space="preserve">Not all errors are equal. In some settings, a</w:t>
-      </w:r>
-      <w:r>
-        <w:t xml:space="preserve"> </w:t>
-      </w:r>
+        <w:t xml:space="preserve">Before an LLM can process your words, it splits them into tokens and turns each token into an embedding (Lecture 06).</w:t>
+      </w:r>
+    </w:p>
+    <w:p>
+      <w:pPr>
+        <w:pStyle w:val="BodyText"/>
+      </w:pPr>
       <w:r>
         <w:rPr>
           <w:b/>
           <w:bCs/>
         </w:rPr>
-        <w:t xml:space="preserve">false positive</w:t>
-      </w:r>
-      <w:r>
-        <w:t xml:space="preserve"> </w:t>
-      </w:r>
-      <w:r>
-        <w:t xml:space="preserve">is worse; in others, a</w:t>
+        <w:t xml:space="preserve">Your task:</w:t>
+      </w:r>
+    </w:p>
+    <w:p>
+      <w:pPr>
+        <w:pStyle w:val="Compact"/>
+        <w:numPr>
+          <w:ilvl w:val="0"/>
+          <w:numId w:val="1005"/>
+        </w:numPr>
+      </w:pPr>
+      <w:r>
+        <w:t xml:space="preserve">Visit OpenAI’s tokeniser at</w:t>
+      </w:r>
+      <w:r>
+        <w:t xml:space="preserve"> </w:t>
+      </w:r>
+      <w:hyperlink r:id="rId12">
+        <w:r>
+          <w:rPr>
+            <w:rStyle w:val="Hyperlink"/>
+          </w:rPr>
+          <w:t xml:space="preserve">platform.openai.com/tokenizer</w:t>
+        </w:r>
+      </w:hyperlink>
+      <w:r>
+        <w:t xml:space="preserve"> </w:t>
+      </w:r>
+      <w:r>
+        <w:t xml:space="preserve">and select the</w:t>
       </w:r>
       <w:r>
         <w:t xml:space="preserve"> </w:t>
@@ -598,49 +776,205 @@
           <w:b/>
           <w:bCs/>
         </w:rPr>
-        <w:t xml:space="preserve">false negative</w:t>
-      </w:r>
-      <w:r>
-        <w:t xml:space="preserve"> </w:t>
-      </w:r>
-      <w:r>
-        <w:t xml:space="preserve">is worse.</w:t>
-      </w:r>
-    </w:p>
-    <w:p>
-      <w:pPr>
-        <w:pStyle w:val="BodyText"/>
+        <w:t xml:space="preserve">“GPT-5.x &amp; O1/3”</w:t>
+      </w:r>
+      <w:r>
+        <w:t xml:space="preserve"> </w:t>
+      </w:r>
+      <w:r>
+        <w:t xml:space="preserve">tokeniser</w:t>
+      </w:r>
+    </w:p>
+    <w:p>
+      <w:pPr>
+        <w:pStyle w:val="Compact"/>
+        <w:numPr>
+          <w:ilvl w:val="0"/>
+          <w:numId w:val="1005"/>
+        </w:numPr>
+      </w:pPr>
+      <w:r>
+        <w:t xml:space="preserve">Paste this sentence:</w:t>
+      </w:r>
+      <w:r>
+        <w:t xml:space="preserve"> </w:t>
+      </w:r>
+      <w:r>
+        <w:rPr>
+          <w:i/>
+          <w:iCs/>
+        </w:rPr>
+        <w:t xml:space="preserve">“The quick brown fox jumps over the lazy dog”</w:t>
+      </w:r>
+      <w:r>
+        <w:t xml:space="preserve"> </w:t>
+      </w:r>
+      <w:r>
+        <w:t xml:space="preserve">and record the token count</w:t>
+      </w:r>
+    </w:p>
+    <w:p>
+      <w:pPr>
+        <w:pStyle w:val="Compact"/>
+        <w:numPr>
+          <w:ilvl w:val="0"/>
+          <w:numId w:val="1005"/>
+        </w:numPr>
+      </w:pPr>
+      <w:r>
+        <w:t xml:space="preserve">Paste the Spanish translation:</w:t>
+      </w:r>
+      <w:r>
+        <w:t xml:space="preserve"> </w:t>
+      </w:r>
+      <w:r>
+        <w:rPr>
+          <w:i/>
+          <w:iCs/>
+        </w:rPr>
+        <w:t xml:space="preserve">“El rápido zorro marrón salta sobre el perro perezoso”</w:t>
+      </w:r>
+      <w:r>
+        <w:t xml:space="preserve"> </w:t>
+      </w:r>
+      <w:r>
+        <w:t xml:space="preserve">and record the count</w:t>
+      </w:r>
+    </w:p>
+    <w:p>
+      <w:pPr>
+        <w:pStyle w:val="Compact"/>
+        <w:numPr>
+          <w:ilvl w:val="0"/>
+          <w:numId w:val="1005"/>
+        </w:numPr>
+      </w:pPr>
+      <w:r>
+        <w:t xml:space="preserve">Paste the Hindi translation:</w:t>
+      </w:r>
+      <w:r>
+        <w:t xml:space="preserve"> </w:t>
+      </w:r>
+      <w:r>
+        <w:rPr>
+          <w:i/>
+          <w:iCs/>
+        </w:rPr>
+        <w:t xml:space="preserve">“फुर्तीली भूरी लोमड़ी आलसी कुत्ते के ऊपर कूदती है”</w:t>
+      </w:r>
+      <w:r>
+        <w:t xml:space="preserve"> </w:t>
+      </w:r>
+      <w:r>
+        <w:t xml:space="preserve">and record the count</w:t>
+      </w:r>
+    </w:p>
+    <w:p>
+      <w:pPr>
+        <w:pStyle w:val="Compact"/>
+        <w:numPr>
+          <w:ilvl w:val="0"/>
+          <w:numId w:val="1005"/>
+        </w:numPr>
+      </w:pPr>
+      <w:r>
+        <w:t xml:space="preserve">Paste the words</w:t>
+      </w:r>
+      <w:r>
+        <w:t xml:space="preserve"> </w:t>
+      </w:r>
+      <w:r>
+        <w:rPr>
+          <w:i/>
+          <w:iCs/>
+        </w:rPr>
+        <w:t xml:space="preserve">“unbelievable”</w:t>
+      </w:r>
+      <w:r>
+        <w:t xml:space="preserve"> </w:t>
+      </w:r>
+      <w:r>
+        <w:t xml:space="preserve">and</w:t>
+      </w:r>
+      <w:r>
+        <w:t xml:space="preserve"> </w:t>
+      </w:r>
+      <w:r>
+        <w:rPr>
+          <w:i/>
+          <w:iCs/>
+        </w:rPr>
+        <w:t xml:space="preserve">“unbelievableness”</w:t>
+      </w:r>
+      <w:r>
+        <w:t xml:space="preserve"> </w:t>
+      </w:r>
+      <w:r>
+        <w:t xml:space="preserve">and note how each one is split</w:t>
+      </w:r>
+    </w:p>
+    <w:p>
+      <w:pPr>
+        <w:pStyle w:val="FirstParagraph"/>
       </w:pPr>
       <w:r>
         <w:rPr>
           <w:b/>
           <w:bCs/>
         </w:rPr>
-        <w:t xml:space="preserve">Your task:</w:t>
-      </w:r>
-    </w:p>
-    <w:p>
-      <w:pPr>
-        <w:pStyle w:val="Compact"/>
-        <w:numPr>
-          <w:ilvl w:val="0"/>
-          <w:numId w:val="1004"/>
-        </w:numPr>
-      </w:pPr>
-      <w:r>
-        <w:t xml:space="preserve">Think about one real-world AI application where false negatives is more dangerous than false positives, and one where false positives is more dangerous. Explain why for each.</w:t>
-      </w:r>
-    </w:p>
-    <w:p>
-      <w:pPr>
-        <w:pStyle w:val="Compact"/>
-        <w:numPr>
-          <w:ilvl w:val="0"/>
-          <w:numId w:val="1004"/>
-        </w:numPr>
-      </w:pPr>
-      <w:r>
-        <w:t xml:space="preserve">In your own words, why is it impossible to maximise both precision and recall at the same time?</w:t>
+        <w:t xml:space="preserve">Analysis:</w:t>
+      </w:r>
+    </w:p>
+    <w:p>
+      <w:pPr>
+        <w:pStyle w:val="Compact"/>
+        <w:numPr>
+          <w:ilvl w:val="0"/>
+          <w:numId w:val="1006"/>
+        </w:numPr>
+      </w:pPr>
+      <w:r>
+        <w:t xml:space="preserve">Which language needed the most tokens for the same sentence? Lecture 06 covered context windows: if your language needs three times as many tokens, what do you lose?</w:t>
+      </w:r>
+    </w:p>
+    <w:p>
+      <w:pPr>
+        <w:pStyle w:val="Compact"/>
+        <w:numPr>
+          <w:ilvl w:val="0"/>
+          <w:numId w:val="1006"/>
+        </w:numPr>
+      </w:pPr>
+      <w:r>
+        <w:t xml:space="preserve">Ask an LLM:</w:t>
+      </w:r>
+      <w:r>
+        <w:t xml:space="preserve"> </w:t>
+      </w:r>
+      <w:r>
+        <w:rPr>
+          <w:i/>
+          <w:iCs/>
+        </w:rPr>
+        <w:t xml:space="preserve">“Why do LLMs often perform better in English than in other languages?”</w:t>
+      </w:r>
+      <w:r>
+        <w:t xml:space="preserve"> </w:t>
+      </w:r>
+      <w:r>
+        <w:t xml:space="preserve">Compare its answer with what you observed</w:t>
+      </w:r>
+    </w:p>
+    <w:p>
+      <w:pPr>
+        <w:pStyle w:val="Compact"/>
+        <w:numPr>
+          <w:ilvl w:val="0"/>
+          <w:numId w:val="1006"/>
+        </w:numPr>
+      </w:pPr>
+      <w:r>
+        <w:t xml:space="preserve">In your own words, explain what an embedding captures that a token ID alone does not</w:t>
       </w:r>
     </w:p>
     <w:p>
@@ -693,14 +1027,14 @@
         </w:pict>
       </w:r>
     </w:p>
-    <w:bookmarkEnd w:id="11"/>
-    <w:bookmarkStart w:id="12" w:name="X1edd539f71fc626afd4c991e57abb3a44c8e45f"/>
+    <w:bookmarkEnd w:id="13"/>
+    <w:bookmarkStart w:id="15" w:name="question-4-does-it-understand-your-voice"/>
     <w:p>
       <w:pPr>
         <w:pStyle w:val="Heading3"/>
       </w:pPr>
       <w:r>
-        <w:t xml:space="preserve">Question 4: Overfitting vs Underfitting Detective</w:t>
+        <w:t xml:space="preserve">Question 4: Does it understand your voice?</w:t>
       </w:r>
     </w:p>
     <w:p>
@@ -708,74 +1042,90 @@
         <w:pStyle w:val="FirstParagraph"/>
       </w:pPr>
       <w:r>
-        <w:t xml:space="preserve">Ask an LLM to generate a simple analogy for overfitting and underfitting.</w:t>
-      </w:r>
-    </w:p>
-    <w:p>
-      <w:pPr>
-        <w:pStyle w:val="BodyText"/>
+        <w:t xml:space="preserve">Lecture 07 covered Whisper, the model behind most speech recognition.</w:t>
+      </w:r>
+    </w:p>
+    <w:p>
+      <w:pPr>
+        <w:pStyle w:val="Compact"/>
+        <w:numPr>
+          <w:ilvl w:val="0"/>
+          <w:numId w:val="1007"/>
+        </w:numPr>
+      </w:pPr>
+      <w:r>
+        <w:t xml:space="preserve">Go to</w:t>
+      </w:r>
+      <w:r>
+        <w:t xml:space="preserve"> </w:t>
+      </w:r>
+      <w:hyperlink r:id="rId14">
+        <w:r>
+          <w:rPr>
+            <w:rStyle w:val="Hyperlink"/>
+          </w:rPr>
+          <w:t xml:space="preserve">huggingface.co/spaces/openai/whisper</w:t>
+        </w:r>
+      </w:hyperlink>
+      <w:r>
+        <w:t xml:space="preserve">. If the page is down, record the sentences as voice memos on your phone instead, upload each file to ChatGPT or Gemini, and ask for an exact transcript</w:t>
+      </w:r>
+    </w:p>
+    <w:p>
+      <w:pPr>
+        <w:pStyle w:val="Compact"/>
+        <w:numPr>
+          <w:ilvl w:val="0"/>
+          <w:numId w:val="1007"/>
+        </w:numPr>
+      </w:pPr>
+      <w:r>
+        <w:t xml:space="preserve">Record yourself reading this sentence at a normal pace:</w:t>
+      </w:r>
+      <w:r>
+        <w:t xml:space="preserve"> </w:t>
+      </w:r>
+      <w:r>
+        <w:rPr>
+          <w:i/>
+          <w:iCs/>
+        </w:rPr>
+        <w:t xml:space="preserve">“The doctor asked whether the patient had taken the medication yesterday.”</w:t>
+      </w:r>
+    </w:p>
+    <w:p>
+      <w:pPr>
+        <w:pStyle w:val="Compact"/>
+        <w:numPr>
+          <w:ilvl w:val="0"/>
+          <w:numId w:val="1007"/>
+        </w:numPr>
+      </w:pPr>
+      <w:r>
+        <w:t xml:space="preserve">Record the same sentence again, this time speaking quickly</w:t>
+      </w:r>
+    </w:p>
+    <w:p>
+      <w:pPr>
+        <w:pStyle w:val="Compact"/>
+        <w:numPr>
+          <w:ilvl w:val="0"/>
+          <w:numId w:val="1007"/>
+        </w:numPr>
+      </w:pPr>
+      <w:r>
+        <w:t xml:space="preserve">Paste both transcripts exactly as they came out</w:t>
+      </w:r>
+    </w:p>
+    <w:p>
+      <w:pPr>
+        <w:pStyle w:val="FirstParagraph"/>
       </w:pPr>
       <w:r>
         <w:rPr>
           <w:b/>
           <w:bCs/>
         </w:rPr>
-        <w:t xml:space="preserve">Your task:</w:t>
-      </w:r>
-    </w:p>
-    <w:p>
-      <w:pPr>
-        <w:pStyle w:val="Compact"/>
-        <w:numPr>
-          <w:ilvl w:val="0"/>
-          <w:numId w:val="1005"/>
-        </w:numPr>
-      </w:pPr>
-      <w:r>
-        <w:t xml:space="preserve">Ask an LLM:</w:t>
-      </w:r>
-      <w:r>
-        <w:t xml:space="preserve"> </w:t>
-      </w:r>
-      <w:r>
-        <w:rPr>
-          <w:i/>
-          <w:iCs/>
-        </w:rPr>
-        <w:t xml:space="preserve">“Explain overfitting and underfitting in machine learning using a school exam analogy. Give me a specific example for each.”</w:t>
-      </w:r>
-    </w:p>
-    <w:p>
-      <w:pPr>
-        <w:pStyle w:val="Compact"/>
-        <w:numPr>
-          <w:ilvl w:val="0"/>
-          <w:numId w:val="1005"/>
-        </w:numPr>
-      </w:pPr>
-      <w:r>
-        <w:t xml:space="preserve">Now ask it:</w:t>
-      </w:r>
-      <w:r>
-        <w:t xml:space="preserve"> </w:t>
-      </w:r>
-      <w:r>
-        <w:rPr>
-          <w:i/>
-          <w:iCs/>
-        </w:rPr>
-        <w:t xml:space="preserve">“A model gets 99% on training data but only 55% on new data. Is this overfitting or underfitting? What could be done to fix it?”</w:t>
-      </w:r>
-    </w:p>
-    <w:p>
-      <w:pPr>
-        <w:pStyle w:val="FirstParagraph"/>
-      </w:pPr>
-      <w:r>
-        <w:rPr>
-          <w:b/>
-          <w:bCs/>
-        </w:rPr>
         <w:t xml:space="preserve">Analysis:</w:t>
       </w:r>
     </w:p>
@@ -784,39 +1134,35 @@
         <w:pStyle w:val="Compact"/>
         <w:numPr>
           <w:ilvl w:val="0"/>
-          <w:numId w:val="1006"/>
-        </w:numPr>
-      </w:pPr>
-      <w:r>
-        <w:t xml:space="preserve">In your own words, explain why a model that memorises its training data is not actually useful</w:t>
-      </w:r>
-    </w:p>
-    <w:p>
-      <w:pPr>
-        <w:pStyle w:val="Compact"/>
-        <w:numPr>
-          <w:ilvl w:val="0"/>
-          <w:numId w:val="1006"/>
-        </w:numPr>
-      </w:pPr>
-      <w:r>
-        <w:t xml:space="preserve">When would you use</w:t>
-      </w:r>
-      <w:r>
-        <w:t xml:space="preserve"> </w:t>
-      </w:r>
-      <w:r>
-        <w:rPr>
-          <w:b/>
-          <w:bCs/>
-        </w:rPr>
-        <w:t xml:space="preserve">cross-validation</w:t>
-      </w:r>
-      <w:r>
-        <w:t xml:space="preserve"> </w:t>
-      </w:r>
-      <w:r>
-        <w:t xml:space="preserve">instead of a simple train/test split?</w:t>
+          <w:numId w:val="1008"/>
+        </w:numPr>
+      </w:pPr>
+      <w:r>
+        <w:t xml:space="preserve">What changed between the two transcripts? Quote the exact words</w:t>
+      </w:r>
+    </w:p>
+    <w:p>
+      <w:pPr>
+        <w:pStyle w:val="Compact"/>
+        <w:numPr>
+          <w:ilvl w:val="0"/>
+          <w:numId w:val="1008"/>
+        </w:numPr>
+      </w:pPr>
+      <w:r>
+        <w:t xml:space="preserve">The audio contains no punctuation. So who decided where the full stops and commas go?</w:t>
+      </w:r>
+    </w:p>
+    <w:p>
+      <w:pPr>
+        <w:pStyle w:val="Compact"/>
+        <w:numPr>
+          <w:ilvl w:val="0"/>
+          <w:numId w:val="1008"/>
+        </w:numPr>
+      </w:pPr>
+      <w:r>
+        <w:t xml:space="preserve">Name one group of speakers this system is likely to serve worse, and say what about the training data would cause it</w:t>
       </w:r>
     </w:p>
     <w:p>
@@ -869,119 +1215,155 @@
         </w:pict>
       </w:r>
     </w:p>
-    <w:bookmarkEnd w:id="12"/>
-    <w:bookmarkStart w:id="13" w:name="question-5-llm-as-a-judge-experiment"/>
+    <w:bookmarkEnd w:id="15"/>
+    <w:bookmarkStart w:id="17" w:name="question-5-train-your-own-classifier"/>
     <w:p>
       <w:pPr>
         <w:pStyle w:val="Heading3"/>
       </w:pPr>
       <w:r>
-        <w:t xml:space="preserve">Question 5: LLM-as-a-Judge Experiment</w:t>
-      </w:r>
-    </w:p>
-    <w:p>
-      <w:pPr>
-        <w:pStyle w:val="FirstParagraph"/>
-      </w:pPr>
-      <w:r>
-        <w:t xml:space="preserve">Use one LLM to evaluate the output of another (or the same LLM with different prompts).</w:t>
-      </w:r>
-    </w:p>
-    <w:p>
-      <w:pPr>
-        <w:pStyle w:val="BodyText"/>
-      </w:pPr>
+        <w:t xml:space="preserve">Question 5: Train your own classifier</w:t>
+      </w:r>
+    </w:p>
+    <w:p>
+      <w:pPr>
+        <w:pStyle w:val="Compact"/>
+        <w:numPr>
+          <w:ilvl w:val="0"/>
+          <w:numId w:val="1009"/>
+        </w:numPr>
+      </w:pPr>
+      <w:r>
+        <w:t xml:space="preserve">Go to</w:t>
+      </w:r>
+      <w:r>
+        <w:t xml:space="preserve"> </w:t>
+      </w:r>
+      <w:hyperlink r:id="rId16">
+        <w:r>
+          <w:rPr>
+            <w:rStyle w:val="Hyperlink"/>
+          </w:rPr>
+          <w:t xml:space="preserve">teachablemachine.withgoogle.com</w:t>
+        </w:r>
+      </w:hyperlink>
+      <w:r>
+        <w:t xml:space="preserve">, then</w:t>
+      </w:r>
+      <w:r>
+        <w:t xml:space="preserve"> </w:t>
+      </w:r>
+      <w:r>
+        <w:t xml:space="preserve">“Get Started”</w:t>
+      </w:r>
+      <w:r>
+        <w:t xml:space="preserve"> </w:t>
+      </w:r>
+      <w:r>
+        <w:t xml:space="preserve">→</w:t>
+      </w:r>
+      <w:r>
+        <w:t xml:space="preserve"> </w:t>
+      </w:r>
+      <w:r>
+        <w:t xml:space="preserve">“Image Project”</w:t>
+      </w:r>
+      <w:r>
+        <w:t xml:space="preserve"> </w:t>
+      </w:r>
+      <w:r>
+        <w:t xml:space="preserve">→</w:t>
+      </w:r>
+      <w:r>
+        <w:t xml:space="preserve"> </w:t>
+      </w:r>
+      <w:r>
+        <w:t xml:space="preserve">“Standard”</w:t>
+      </w:r>
+    </w:p>
+    <w:p>
+      <w:pPr>
+        <w:pStyle w:val="Compact"/>
+        <w:numPr>
+          <w:ilvl w:val="0"/>
+          <w:numId w:val="1009"/>
+        </w:numPr>
+      </w:pPr>
+      <w:r>
+        <w:t xml:space="preserve">Create two classes,</w:t>
+      </w:r>
+      <w:r>
+        <w:t xml:space="preserve"> </w:t>
+      </w:r>
       <w:r>
         <w:rPr>
           <w:b/>
           <w:bCs/>
         </w:rPr>
-        <w:t xml:space="preserve">Your task:</w:t>
-      </w:r>
-    </w:p>
-    <w:p>
-      <w:pPr>
-        <w:pStyle w:val="Compact"/>
-        <w:numPr>
-          <w:ilvl w:val="0"/>
-          <w:numId w:val="1007"/>
-        </w:numPr>
-      </w:pPr>
-      <w:r>
-        <w:t xml:space="preserve">Ask an LLM:</w:t>
-      </w:r>
-      <w:r>
-        <w:t xml:space="preserve"> </w:t>
-      </w:r>
-      <w:r>
-        <w:rPr>
-          <w:i/>
-          <w:iCs/>
-        </w:rPr>
-        <w:t xml:space="preserve">“Summarise the concept of climate change in 3 sentences.”</w:t>
-      </w:r>
-    </w:p>
-    <w:p>
-      <w:pPr>
-        <w:pStyle w:val="Compact"/>
-        <w:numPr>
-          <w:ilvl w:val="0"/>
-          <w:numId w:val="1007"/>
-        </w:numPr>
-      </w:pPr>
-      <w:r>
-        <w:t xml:space="preserve">Copy the summary</w:t>
-      </w:r>
-    </w:p>
-    <w:p>
-      <w:pPr>
-        <w:pStyle w:val="Compact"/>
-        <w:numPr>
-          <w:ilvl w:val="0"/>
-          <w:numId w:val="1007"/>
-        </w:numPr>
-      </w:pPr>
-      <w:r>
-        <w:t xml:space="preserve">Now give the same LLM (or a different one) this prompt:</w:t>
-      </w:r>
-      <w:r>
-        <w:t xml:space="preserve"> </w:t>
-      </w:r>
-      <w:r>
-        <w:rPr>
-          <w:i/>
-          <w:iCs/>
-        </w:rPr>
-        <w:t xml:space="preserve">“You are an expert evaluator. Rate the following summary on a scale of 1-5 for: (a) accuracy, (b) completeness, (c) clarity. Provide a one-sentence justification for each score.”</w:t>
-      </w:r>
-      <w:r>
-        <w:t xml:space="preserve"> </w:t>
-      </w:r>
-      <w:r>
-        <w:t xml:space="preserve">Then paste the summary from step 2</w:t>
-      </w:r>
-    </w:p>
-    <w:p>
-      <w:pPr>
-        <w:pStyle w:val="Compact"/>
-        <w:numPr>
-          <w:ilvl w:val="0"/>
-          <w:numId w:val="1007"/>
-        </w:numPr>
-      </w:pPr>
-      <w:r>
-        <w:t xml:space="preserve">Copy the evaluation</w:t>
-      </w:r>
-    </w:p>
-    <w:p>
-      <w:pPr>
-        <w:pStyle w:val="FirstParagraph"/>
-      </w:pPr>
+        <w:t xml:space="preserve">thumbs up</w:t>
+      </w:r>
+      <w:r>
+        <w:t xml:space="preserve"> </w:t>
+      </w:r>
+      <w:r>
+        <w:t xml:space="preserve">and</w:t>
+      </w:r>
+      <w:r>
+        <w:t xml:space="preserve"> </w:t>
+      </w:r>
       <w:r>
         <w:rPr>
           <w:b/>
           <w:bCs/>
         </w:rPr>
+        <w:t xml:space="preserve">thumbs down</w:t>
+      </w:r>
+      <w:r>
+        <w:t xml:space="preserve">. Record about 12 examples of each with your webcam</w:t>
+      </w:r>
+    </w:p>
+    <w:p>
+      <w:pPr>
+        <w:pStyle w:val="Compact"/>
+        <w:numPr>
+          <w:ilvl w:val="0"/>
+          <w:numId w:val="1009"/>
+        </w:numPr>
+      </w:pPr>
+      <w:r>
+        <w:t xml:space="preserve">Click</w:t>
+      </w:r>
+      <w:r>
+        <w:t xml:space="preserve"> </w:t>
+      </w:r>
+      <w:r>
+        <w:t xml:space="preserve">“Train Model”</w:t>
+      </w:r>
+      <w:r>
+        <w:t xml:space="preserve">, then test it live. Confirm it works</w:t>
+      </w:r>
+    </w:p>
+    <w:p>
+      <w:pPr>
+        <w:pStyle w:val="Compact"/>
+        <w:numPr>
+          <w:ilvl w:val="0"/>
+          <w:numId w:val="1009"/>
+        </w:numPr>
+      </w:pPr>
+      <w:r>
+        <w:t xml:space="preserve">Now show it something that is neither: your face, a book, or an empty hand. Record what it predicts and how confident it says it is</w:t>
+      </w:r>
+    </w:p>
+    <w:p>
+      <w:pPr>
+        <w:pStyle w:val="FirstParagraph"/>
+      </w:pPr>
+      <w:r>
+        <w:rPr>
+          <w:b/>
+          <w:bCs/>
+        </w:rPr>
         <w:t xml:space="preserve">Analysis:</w:t>
       </w:r>
     </w:p>
@@ -990,23 +1372,57 @@
         <w:pStyle w:val="Compact"/>
         <w:numPr>
           <w:ilvl w:val="0"/>
-          <w:numId w:val="1008"/>
-        </w:numPr>
-      </w:pPr>
-      <w:r>
-        <w:t xml:space="preserve">Do you agree with the LLM judge’s ratings? Would you change any score?</w:t>
-      </w:r>
-    </w:p>
-    <w:p>
-      <w:pPr>
-        <w:pStyle w:val="Compact"/>
-        <w:numPr>
-          <w:ilvl w:val="0"/>
-          <w:numId w:val="1008"/>
-        </w:numPr>
-      </w:pPr>
-      <w:r>
-        <w:t xml:space="preserve">What is one risk of using an LLM to judge other LLMs?</w:t>
+          <w:numId w:val="1010"/>
+        </w:numPr>
+      </w:pPr>
+      <w:r>
+        <w:t xml:space="preserve">The model gave a confident answer for something that belongs to neither class. Why can it not answer</w:t>
+      </w:r>
+      <w:r>
+        <w:t xml:space="preserve"> </w:t>
+      </w:r>
+      <w:r>
+        <w:t xml:space="preserve">“neither”</w:t>
+      </w:r>
+      <w:r>
+        <w:t xml:space="preserve">?</w:t>
+      </w:r>
+    </w:p>
+    <w:p>
+      <w:pPr>
+        <w:pStyle w:val="Compact"/>
+        <w:numPr>
+          <w:ilvl w:val="0"/>
+          <w:numId w:val="1010"/>
+        </w:numPr>
+      </w:pPr>
+      <w:r>
+        <w:t xml:space="preserve">Lecture 03 said classes should be</w:t>
+      </w:r>
+      <w:r>
+        <w:t xml:space="preserve"> </w:t>
+      </w:r>
+      <w:r>
+        <w:rPr>
+          <w:b/>
+          <w:bCs/>
+        </w:rPr>
+        <w:t xml:space="preserve">collectively exhaustive</w:t>
+      </w:r>
+      <w:r>
+        <w:t xml:space="preserve">. What third class would you add, and how would you collect examples for it?</w:t>
+      </w:r>
+    </w:p>
+    <w:p>
+      <w:pPr>
+        <w:pStyle w:val="Compact"/>
+        <w:numPr>
+          <w:ilvl w:val="0"/>
+          <w:numId w:val="1010"/>
+        </w:numPr>
+      </w:pPr>
+      <w:r>
+        <w:t xml:space="preserve">Does a high confidence score mean the model is probably right?</w:t>
       </w:r>
     </w:p>
     <w:p>
@@ -1059,14 +1475,14 @@
         </w:pict>
       </w:r>
     </w:p>
-    <w:bookmarkEnd w:id="13"/>
-    <w:bookmarkStart w:id="14" w:name="bonus-question-ai-content-watermarking"/>
+    <w:bookmarkEnd w:id="17"/>
+    <w:bookmarkStart w:id="18" w:name="bonus-question-where-do-we-draw-the-line"/>
     <w:p>
       <w:pPr>
         <w:pStyle w:val="Heading3"/>
       </w:pPr>
       <w:r>
-        <w:t xml:space="preserve">Bonus Question: AI Content Watermarking</w:t>
+        <w:t xml:space="preserve">Bonus Question: Where do we draw the line?</w:t>
       </w:r>
     </w:p>
     <w:p>
@@ -1074,41 +1490,107 @@
         <w:pStyle w:val="FirstParagraph"/>
       </w:pPr>
       <w:r>
-        <w:t xml:space="preserve">Ask an LLM:</w:t>
-      </w:r>
-      <w:r>
-        <w:t xml:space="preserve"> </w:t>
-      </w:r>
-      <w:r>
-        <w:rPr>
-          <w:i/>
-          <w:iCs/>
-        </w:rPr>
-        <w:t xml:space="preserve">“What are two arguments FOR mandatory AI watermarks on generated images, and two arguments AGAINST?”</w:t>
-      </w:r>
-    </w:p>
-    <w:p>
-      <w:pPr>
-        <w:pStyle w:val="Compact"/>
-        <w:numPr>
-          <w:ilvl w:val="0"/>
-          <w:numId w:val="1009"/>
-        </w:numPr>
-      </w:pPr>
-      <w:r>
-        <w:t xml:space="preserve">List all four arguments</w:t>
-      </w:r>
-    </w:p>
-    <w:p>
-      <w:pPr>
-        <w:pStyle w:val="Compact"/>
-        <w:numPr>
-          <w:ilvl w:val="0"/>
-          <w:numId w:val="1009"/>
-        </w:numPr>
-      </w:pPr>
-      <w:r>
-        <w:t xml:space="preserve">Take a position: should AI images require watermarks? Explain your view</w:t>
+        <w:t xml:space="preserve">Lecture 07 ended with a question we did not settle. When a model can generate a person’s face, voice and words, what should be required?</w:t>
+      </w:r>
+    </w:p>
+    <w:p>
+      <w:pPr>
+        <w:pStyle w:val="Compact"/>
+        <w:numPr>
+          <w:ilvl w:val="0"/>
+          <w:numId w:val="1011"/>
+        </w:numPr>
+      </w:pPr>
+      <w:r>
+        <w:t xml:space="preserve">Watermarks that cannot be removed</w:t>
+      </w:r>
+    </w:p>
+    <w:p>
+      <w:pPr>
+        <w:pStyle w:val="Compact"/>
+        <w:numPr>
+          <w:ilvl w:val="0"/>
+          <w:numId w:val="1011"/>
+        </w:numPr>
+      </w:pPr>
+      <w:r>
+        <w:t xml:space="preserve">A visible label saying it is AI-made</w:t>
+      </w:r>
+    </w:p>
+    <w:p>
+      <w:pPr>
+        <w:pStyle w:val="Compact"/>
+        <w:numPr>
+          <w:ilvl w:val="0"/>
+          <w:numId w:val="1011"/>
+        </w:numPr>
+      </w:pPr>
+      <w:r>
+        <w:t xml:space="preserve">Consent from the person depicted</w:t>
+      </w:r>
+    </w:p>
+    <w:p>
+      <w:pPr>
+        <w:pStyle w:val="Compact"/>
+        <w:numPr>
+          <w:ilvl w:val="0"/>
+          <w:numId w:val="1011"/>
+        </w:numPr>
+      </w:pPr>
+      <w:r>
+        <w:t xml:space="preserve">Nothing at all</w:t>
+      </w:r>
+    </w:p>
+    <w:p>
+      <w:pPr>
+        <w:pStyle w:val="FirstParagraph"/>
+      </w:pPr>
+      <w:r>
+        <w:rPr>
+          <w:b/>
+          <w:bCs/>
+        </w:rPr>
+        <w:t xml:space="preserve">Your task:</w:t>
+      </w:r>
+    </w:p>
+    <w:p>
+      <w:pPr>
+        <w:pStyle w:val="Compact"/>
+        <w:numPr>
+          <w:ilvl w:val="0"/>
+          <w:numId w:val="1012"/>
+        </w:numPr>
+      </w:pPr>
+      <w:r>
+        <w:t xml:space="preserve">Choose one and defend it. Name what your choice costs</w:t>
+      </w:r>
+    </w:p>
+    <w:p>
+      <w:pPr>
+        <w:pStyle w:val="Compact"/>
+        <w:numPr>
+          <w:ilvl w:val="0"/>
+          <w:numId w:val="1012"/>
+        </w:numPr>
+      </w:pPr>
+      <w:r>
+        <w:t xml:space="preserve">Your rule must work for a satirical cartoon of a politician</w:t>
+      </w:r>
+      <w:r>
+        <w:t xml:space="preserve"> </w:t>
+      </w:r>
+      <w:r>
+        <w:rPr>
+          <w:b/>
+          <w:bCs/>
+        </w:rPr>
+        <w:t xml:space="preserve">and</w:t>
+      </w:r>
+      <w:r>
+        <w:t xml:space="preserve"> </w:t>
+      </w:r>
+      <w:r>
+        <w:t xml:space="preserve">for a fake video of a classmate. Explain how it handles both, or admit where it fails</w:t>
       </w:r>
     </w:p>
     <w:p>
@@ -1154,8 +1636,8 @@
         <w:br/>
       </w:r>
     </w:p>
-    <w:bookmarkEnd w:id="14"/>
-    <w:bookmarkEnd w:id="15"/>
+    <w:bookmarkEnd w:id="18"/>
+    <w:bookmarkEnd w:id="19"/>
     <w:sectPr>
       <w:footnotePr>
         <w:numRestart w:val="eachSect"/>
@@ -1521,34 +2003,7 @@
     </w:lvlOverride>
   </w:num>
   <w:num w:numId="1004">
-    <w:abstractNumId w:val="99411"/>
-    <w:lvlOverride w:ilvl="0">
-      <w:startOverride w:val="1"/>
-    </w:lvlOverride>
-    <w:lvlOverride w:ilvl="1">
-      <w:startOverride w:val="1"/>
-    </w:lvlOverride>
-    <w:lvlOverride w:ilvl="2">
-      <w:startOverride w:val="1"/>
-    </w:lvlOverride>
-    <w:lvlOverride w:ilvl="3">
-      <w:startOverride w:val="1"/>
-    </w:lvlOverride>
-    <w:lvlOverride w:ilvl="4">
-      <w:startOverride w:val="1"/>
-    </w:lvlOverride>
-    <w:lvlOverride w:ilvl="5">
-      <w:startOverride w:val="1"/>
-    </w:lvlOverride>
-    <w:lvlOverride w:ilvl="6">
-      <w:startOverride w:val="1"/>
-    </w:lvlOverride>
-    <w:lvlOverride w:ilvl="7">
-      <w:startOverride w:val="1"/>
-    </w:lvlOverride>
-    <w:lvlOverride w:ilvl="8">
-      <w:startOverride w:val="1"/>
-    </w:lvlOverride>
+    <w:abstractNumId w:val="991"/>
   </w:num>
   <w:num w:numId="1005">
     <w:abstractNumId w:val="99411"/>
@@ -1617,6 +2072,42 @@
     <w:abstractNumId w:val="991"/>
   </w:num>
   <w:num w:numId="1009">
+    <w:abstractNumId w:val="99411"/>
+    <w:lvlOverride w:ilvl="0">
+      <w:startOverride w:val="1"/>
+    </w:lvlOverride>
+    <w:lvlOverride w:ilvl="1">
+      <w:startOverride w:val="1"/>
+    </w:lvlOverride>
+    <w:lvlOverride w:ilvl="2">
+      <w:startOverride w:val="1"/>
+    </w:lvlOverride>
+    <w:lvlOverride w:ilvl="3">
+      <w:startOverride w:val="1"/>
+    </w:lvlOverride>
+    <w:lvlOverride w:ilvl="4">
+      <w:startOverride w:val="1"/>
+    </w:lvlOverride>
+    <w:lvlOverride w:ilvl="5">
+      <w:startOverride w:val="1"/>
+    </w:lvlOverride>
+    <w:lvlOverride w:ilvl="6">
+      <w:startOverride w:val="1"/>
+    </w:lvlOverride>
+    <w:lvlOverride w:ilvl="7">
+      <w:startOverride w:val="1"/>
+    </w:lvlOverride>
+    <w:lvlOverride w:ilvl="8">
+      <w:startOverride w:val="1"/>
+    </w:lvlOverride>
+  </w:num>
+  <w:num w:numId="1010">
+    <w:abstractNumId w:val="991"/>
+  </w:num>
+  <w:num w:numId="1011">
+    <w:abstractNumId w:val="991"/>
+  </w:num>
+  <w:num w:numId="1012">
     <w:abstractNumId w:val="99411"/>
     <w:lvlOverride w:ilvl="0">
       <w:startOverride w:val="1"/>

--- a/assignments/03-assignment.docx
+++ b/assignments/03-assignment.docx
@@ -467,42 +467,7 @@
         <w:t xml:space="preserve"> </w:t>
       </w:r>
       <w:r>
-        <w:t xml:space="preserve">“Grounding with Google Search”</w:t>
-      </w:r>
-      <w:r>
-        <w:t xml:space="preserve"> </w:t>
-      </w:r>
-      <w:r>
-        <w:t xml:space="preserve">and set</w:t>
-      </w:r>
-      <w:r>
-        <w:t xml:space="preserve"> </w:t>
-      </w:r>
-      <w:r>
-        <w:rPr>
-          <w:b/>
-          <w:bCs/>
-        </w:rPr>
-        <w:t xml:space="preserve">Thinking level</w:t>
-      </w:r>
-      <w:r>
-        <w:t xml:space="preserve"> </w:t>
-      </w:r>
-      <w:r>
-        <w:t xml:space="preserve">to</w:t>
-      </w:r>
-      <w:r>
-        <w:t xml:space="preserve"> </w:t>
-      </w:r>
-      <w:r>
-        <w:rPr>
-          <w:b/>
-          <w:bCs/>
-        </w:rPr>
-        <w:t xml:space="preserve">Minimum</w:t>
-      </w:r>
-      <w:r>
-        <w:t xml:space="preserve">. Both of these interfere with the experiment</w:t>
+        <w:t xml:space="preserve">any web search or grounding option and set the thinking or reasoning level to its lowest setting. Both of these interfere with the experiment. (The labels change often. If you cannot find one of them, say so in your answer and carry on)</w:t>
       </w:r>
     </w:p>
     <w:p>
@@ -766,23 +731,7 @@
         <w:t xml:space="preserve"> </w:t>
       </w:r>
       <w:r>
-        <w:t xml:space="preserve">and select the</w:t>
-      </w:r>
-      <w:r>
-        <w:t xml:space="preserve"> </w:t>
-      </w:r>
-      <w:r>
-        <w:rPr>
-          <w:b/>
-          <w:bCs/>
-        </w:rPr>
-        <w:t xml:space="preserve">“GPT-5.x &amp; O1/3”</w:t>
-      </w:r>
-      <w:r>
-        <w:t xml:space="preserve"> </w:t>
-      </w:r>
-      <w:r>
-        <w:t xml:space="preserve">tokeniser</w:t>
+        <w:t xml:space="preserve">and select the most recent GPT tokeniser in the dropdown (the exact label changes as models are released)</w:t>
       </w:r>
     </w:p>
     <w:p>
@@ -1042,7 +991,7 @@
         <w:pStyle w:val="FirstParagraph"/>
       </w:pPr>
       <w:r>
-        <w:t xml:space="preserve">Lecture 07 covered Whisper, the model behind most speech recognition.</w:t>
+        <w:t xml:space="preserve">Lecture 07 covered Whisper, the open-source model behind much of today’s speech recognition.</w:t>
       </w:r>
     </w:p>
     <w:p>
@@ -1422,7 +1371,7 @@
         </w:numPr>
       </w:pPr>
       <w:r>
-        <w:t xml:space="preserve">Does a high confidence score mean the model is probably right?</w:t>
+        <w:t xml:space="preserve">Teachable Machine shows a confidence score for each prediction (we did not cover this in class). Does a high score mean the model is probably right? Test it with an object that belongs to neither class</w:t>
       </w:r>
     </w:p>
     <w:p>

--- a/assignments/03-assignment.docx
+++ b/assignments/03-assignment.docx
@@ -26,7 +26,7 @@
         <w:t xml:space="preserve">Emory University</w:t>
       </w:r>
     </w:p>
-    <w:bookmarkStart w:id="19" w:name="instructions"/>
+    <w:bookmarkStart w:id="20" w:name="instructions"/>
     <w:p>
       <w:pPr>
         <w:pStyle w:val="Heading2"/>
@@ -977,13 +977,13 @@
       </w:r>
     </w:p>
     <w:bookmarkEnd w:id="13"/>
-    <w:bookmarkStart w:id="15" w:name="question-4-does-it-understand-your-voice"/>
+    <w:bookmarkStart w:id="16" w:name="question-4-same-sound-different-word"/>
     <w:p>
       <w:pPr>
         <w:pStyle w:val="Heading3"/>
       </w:pPr>
       <w:r>
-        <w:t xml:space="preserve">Question 4: Does it understand your voice?</w:t>
+        <w:t xml:space="preserve">Question 4: Same sound, different word</w:t>
       </w:r>
     </w:p>
     <w:p>
@@ -1017,7 +1017,24 @@
         </w:r>
       </w:hyperlink>
       <w:r>
-        <w:t xml:space="preserve">. If the page is down, record the sentences as voice memos on your phone instead, upload each file to ChatGPT or Gemini, and ask for an exact transcript</w:t>
+        <w:t xml:space="preserve">. If the page is down, use</w:t>
+      </w:r>
+      <w:r>
+        <w:t xml:space="preserve"> </w:t>
+      </w:r>
+      <w:hyperlink r:id="rId15">
+        <w:r>
+          <w:rPr>
+            <w:rStyle w:val="Hyperlink"/>
+          </w:rPr>
+          <w:t xml:space="preserve">whisperweb.app</w:t>
+        </w:r>
+      </w:hyperlink>
+      <w:r>
+        <w:t xml:space="preserve"> </w:t>
+      </w:r>
+      <w:r>
+        <w:t xml:space="preserve">instead</w:t>
       </w:r>
     </w:p>
     <w:p>
@@ -1029,7 +1046,7 @@
         </w:numPr>
       </w:pPr>
       <w:r>
-        <w:t xml:space="preserve">Record yourself reading this sentence at a normal pace:</w:t>
+        <w:t xml:space="preserve">Record yourself reading this at a normal pace:</w:t>
       </w:r>
       <w:r>
         <w:t xml:space="preserve"> </w:t>
@@ -1039,7 +1056,7 @@
           <w:i/>
           <w:iCs/>
         </w:rPr>
-        <w:t xml:space="preserve">“The doctor asked whether the patient had taken the medication yesterday.”</w:t>
+        <w:t xml:space="preserve">“I knew the new knight rode past the night rain. Their heir wore a bare bear.”</w:t>
       </w:r>
     </w:p>
     <w:p>
@@ -1051,19 +1068,7 @@
         </w:numPr>
       </w:pPr>
       <w:r>
-        <w:t xml:space="preserve">Record the same sentence again, this time speaking quickly</w:t>
-      </w:r>
-    </w:p>
-    <w:p>
-      <w:pPr>
-        <w:pStyle w:val="Compact"/>
-        <w:numPr>
-          <w:ilvl w:val="0"/>
-          <w:numId w:val="1007"/>
-        </w:numPr>
-      </w:pPr>
-      <w:r>
-        <w:t xml:space="preserve">Paste both transcripts exactly as they came out</w:t>
+        <w:t xml:space="preserve">Paste the transcript exactly as it came out</w:t>
       </w:r>
     </w:p>
     <w:p>
@@ -1087,7 +1092,7 @@
         </w:numPr>
       </w:pPr>
       <w:r>
-        <w:t xml:space="preserve">What changed between the two transcripts? Quote the exact words</w:t>
+        <w:t xml:space="preserve">Which homophones came out right and which came out wrong? Quote the exact words</w:t>
       </w:r>
     </w:p>
     <w:p>
@@ -1099,7 +1104,40 @@
         </w:numPr>
       </w:pPr>
       <w:r>
-        <w:t xml:space="preserve">The audio contains no punctuation. So who decided where the full stops and commas go?</w:t>
+        <w:t xml:space="preserve">The audio alone cannot tell</w:t>
+      </w:r>
+      <w:r>
+        <w:t xml:space="preserve"> </w:t>
+      </w:r>
+      <w:r>
+        <w:t xml:space="preserve">“knight”</w:t>
+      </w:r>
+      <w:r>
+        <w:t xml:space="preserve"> </w:t>
+      </w:r>
+      <w:r>
+        <w:t xml:space="preserve">from</w:t>
+      </w:r>
+      <w:r>
+        <w:t xml:space="preserve"> </w:t>
+      </w:r>
+      <w:r>
+        <w:t xml:space="preserve">“night”</w:t>
+      </w:r>
+      <w:r>
+        <w:t xml:space="preserve">. What did the model use to decide?</w:t>
+      </w:r>
+    </w:p>
+    <w:p>
+      <w:pPr>
+        <w:pStyle w:val="Compact"/>
+        <w:numPr>
+          <w:ilvl w:val="0"/>
+          <w:numId w:val="1008"/>
+        </w:numPr>
+      </w:pPr>
+      <w:r>
+        <w:t xml:space="preserve">Where it failed, what would a human listener have done differently?</w:t>
       </w:r>
     </w:p>
     <w:p>
@@ -1164,8 +1202,8 @@
         </w:pict>
       </w:r>
     </w:p>
-    <w:bookmarkEnd w:id="15"/>
-    <w:bookmarkStart w:id="17" w:name="question-5-train-your-own-classifier"/>
+    <w:bookmarkEnd w:id="16"/>
+    <w:bookmarkStart w:id="18" w:name="question-5-train-your-own-classifier"/>
     <w:p>
       <w:pPr>
         <w:pStyle w:val="Heading3"/>
@@ -1188,7 +1226,7 @@
       <w:r>
         <w:t xml:space="preserve"> </w:t>
       </w:r>
-      <w:hyperlink r:id="rId16">
+      <w:hyperlink r:id="rId17">
         <w:r>
           <w:rPr>
             <w:rStyle w:val="Hyperlink"/>
@@ -1424,8 +1462,8 @@
         </w:pict>
       </w:r>
     </w:p>
-    <w:bookmarkEnd w:id="17"/>
-    <w:bookmarkStart w:id="18" w:name="bonus-question-where-do-we-draw-the-line"/>
+    <w:bookmarkEnd w:id="18"/>
+    <w:bookmarkStart w:id="19" w:name="bonus-question-where-do-we-draw-the-line"/>
     <w:p>
       <w:pPr>
         <w:pStyle w:val="Heading3"/>
@@ -1585,8 +1623,8 @@
         <w:br/>
       </w:r>
     </w:p>
-    <w:bookmarkEnd w:id="18"/>
     <w:bookmarkEnd w:id="19"/>
+    <w:bookmarkEnd w:id="20"/>
     <w:sectPr>
       <w:footnotePr>
         <w:numRestart w:val="eachSect"/>
